--- a/Literature/CBAM_word.docx
+++ b/Literature/CBAM_word.docx
@@ -822,7 +822,7 @@
           <w:szCs w:val="24"/>
         </w:rPr>
         <w:pict w14:anchorId="40865250">
-          <v:rect id="_x0000_i1037" style="width:0;height:1.5pt" o:hralign="center" o:hrstd="t" o:hr="t" fillcolor="#a0a0a0" stroked="f"/>
+          <v:rect id="_x0000_i1025" style="width:0;height:1.5pt" o:hralign="center" o:hrstd="t" o:hr="t" fillcolor="#a0a0a0" stroked="f"/>
         </w:pict>
       </w:r>
     </w:p>
@@ -1033,7 +1033,7 @@
           <w:szCs w:val="24"/>
         </w:rPr>
         <w:pict w14:anchorId="7C109210">
-          <v:rect id="_x0000_i1038" style="width:0;height:1.5pt" o:hralign="center" o:hrstd="t" o:hr="t" fillcolor="#a0a0a0" stroked="f"/>
+          <v:rect id="_x0000_i1026" style="width:0;height:1.5pt" o:hralign="center" o:hrstd="t" o:hr="t" fillcolor="#a0a0a0" stroked="f"/>
         </w:pict>
       </w:r>
     </w:p>
@@ -1410,7 +1410,43 @@
           <w:sz w:val="24"/>
           <w:szCs w:val="24"/>
         </w:rPr>
-        <w:t>  EXTRACT(YEAR FROM PARSE_DATE('%</w:t>
+        <w:t xml:space="preserve">  </w:t>
+      </w:r>
+      <w:proofErr w:type="gramStart"/>
+      <w:r>
+        <w:rPr>
+          <w:rFonts w:ascii="Times New Roman" w:hAnsi="Times New Roman" w:cs="Times New Roman"/>
+          <w:sz w:val="24"/>
+          <w:szCs w:val="24"/>
+        </w:rPr>
+        <w:t>EXTRACT(</w:t>
+      </w:r>
+      <w:proofErr w:type="gramEnd"/>
+      <w:r>
+        <w:rPr>
+          <w:rFonts w:ascii="Times New Roman" w:hAnsi="Times New Roman" w:cs="Times New Roman"/>
+          <w:sz w:val="24"/>
+          <w:szCs w:val="24"/>
+        </w:rPr>
+        <w:t>YEAR FROM PARSE_</w:t>
+      </w:r>
+      <w:proofErr w:type="gramStart"/>
+      <w:r>
+        <w:rPr>
+          <w:rFonts w:ascii="Times New Roman" w:hAnsi="Times New Roman" w:cs="Times New Roman"/>
+          <w:sz w:val="24"/>
+          <w:szCs w:val="24"/>
+        </w:rPr>
+        <w:t>DATE(</w:t>
+      </w:r>
+      <w:proofErr w:type="gramEnd"/>
+      <w:r>
+        <w:rPr>
+          <w:rFonts w:ascii="Times New Roman" w:hAnsi="Times New Roman" w:cs="Times New Roman"/>
+          <w:sz w:val="24"/>
+          <w:szCs w:val="24"/>
+        </w:rPr>
+        <w:t>'%</w:t>
       </w:r>
       <w:proofErr w:type="spellStart"/>
       <w:r>
@@ -1428,9 +1464,19 @@
           <w:sz w:val="24"/>
           <w:szCs w:val="24"/>
         </w:rPr>
-        <w:t>', CAST(</w:t>
+        <w:t xml:space="preserve">', </w:t>
+      </w:r>
+      <w:proofErr w:type="gramStart"/>
+      <w:r>
+        <w:rPr>
+          <w:rFonts w:ascii="Times New Roman" w:hAnsi="Times New Roman" w:cs="Times New Roman"/>
+          <w:sz w:val="24"/>
+          <w:szCs w:val="24"/>
+        </w:rPr>
+        <w:t>CAST(</w:t>
       </w:r>
       <w:proofErr w:type="spellStart"/>
+      <w:proofErr w:type="gramEnd"/>
       <w:r>
         <w:rPr>
           <w:rFonts w:ascii="Times New Roman" w:hAnsi="Times New Roman" w:cs="Times New Roman"/>
@@ -1463,7 +1509,25 @@
           <w:sz w:val="24"/>
           <w:szCs w:val="24"/>
         </w:rPr>
-        <w:t xml:space="preserve">  COUNT(DISTINCT </w:t>
+        <w:t xml:space="preserve">  </w:t>
+      </w:r>
+      <w:proofErr w:type="gramStart"/>
+      <w:r>
+        <w:rPr>
+          <w:rFonts w:ascii="Times New Roman" w:hAnsi="Times New Roman" w:cs="Times New Roman"/>
+          <w:sz w:val="24"/>
+          <w:szCs w:val="24"/>
+        </w:rPr>
+        <w:t>COUNT(</w:t>
+      </w:r>
+      <w:proofErr w:type="gramEnd"/>
+      <w:r>
+        <w:rPr>
+          <w:rFonts w:ascii="Times New Roman" w:hAnsi="Times New Roman" w:cs="Times New Roman"/>
+          <w:sz w:val="24"/>
+          <w:szCs w:val="24"/>
+        </w:rPr>
+        <w:t xml:space="preserve">DISTINCT </w:t>
       </w:r>
       <w:proofErr w:type="spellStart"/>
       <w:r>
@@ -1528,13 +1592,23 @@
         <w:t>  `patents-public-</w:t>
       </w:r>
       <w:proofErr w:type="spellStart"/>
-      <w:r>
-        <w:rPr>
-          <w:rFonts w:ascii="Times New Roman" w:hAnsi="Times New Roman" w:cs="Times New Roman"/>
-          <w:sz w:val="24"/>
-          <w:szCs w:val="24"/>
-        </w:rPr>
-        <w:t>data.patents.publications</w:t>
+      <w:proofErr w:type="gramStart"/>
+      <w:r>
+        <w:rPr>
+          <w:rFonts w:ascii="Times New Roman" w:hAnsi="Times New Roman" w:cs="Times New Roman"/>
+          <w:sz w:val="24"/>
+          <w:szCs w:val="24"/>
+        </w:rPr>
+        <w:t>data.patents</w:t>
+      </w:r>
+      <w:proofErr w:type="gramEnd"/>
+      <w:r>
+        <w:rPr>
+          <w:rFonts w:ascii="Times New Roman" w:hAnsi="Times New Roman" w:cs="Times New Roman"/>
+          <w:sz w:val="24"/>
+          <w:szCs w:val="24"/>
+        </w:rPr>
+        <w:t>.publications</w:t>
       </w:r>
       <w:proofErr w:type="spellEnd"/>
       <w:r>
@@ -1560,9 +1634,19 @@
           <w:sz w:val="24"/>
           <w:szCs w:val="24"/>
         </w:rPr>
-        <w:t>  UNNEST(</w:t>
+        <w:t xml:space="preserve">  </w:t>
+      </w:r>
+      <w:proofErr w:type="gramStart"/>
+      <w:r>
+        <w:rPr>
+          <w:rFonts w:ascii="Times New Roman" w:hAnsi="Times New Roman" w:cs="Times New Roman"/>
+          <w:sz w:val="24"/>
+          <w:szCs w:val="24"/>
+        </w:rPr>
+        <w:t>UNNEST(</w:t>
       </w:r>
       <w:proofErr w:type="spellStart"/>
+      <w:proofErr w:type="gramEnd"/>
       <w:r>
         <w:rPr>
           <w:rFonts w:ascii="Times New Roman" w:hAnsi="Times New Roman" w:cs="Times New Roman"/>
@@ -1599,13 +1683,23 @@
           <w:szCs w:val="24"/>
         </w:rPr>
       </w:pPr>
-      <w:r>
-        <w:rPr>
-          <w:rFonts w:ascii="Times New Roman" w:hAnsi="Times New Roman" w:cs="Times New Roman"/>
-          <w:sz w:val="24"/>
-          <w:szCs w:val="24"/>
-        </w:rPr>
-        <w:t xml:space="preserve">WHERE </w:t>
+      <w:proofErr w:type="gramStart"/>
+      <w:r>
+        <w:rPr>
+          <w:rFonts w:ascii="Times New Roman" w:hAnsi="Times New Roman" w:cs="Times New Roman"/>
+          <w:sz w:val="24"/>
+          <w:szCs w:val="24"/>
+        </w:rPr>
+        <w:t>WHERE</w:t>
+      </w:r>
+      <w:proofErr w:type="gramEnd"/>
+      <w:r>
+        <w:rPr>
+          <w:rFonts w:ascii="Times New Roman" w:hAnsi="Times New Roman" w:cs="Times New Roman"/>
+          <w:sz w:val="24"/>
+          <w:szCs w:val="24"/>
+        </w:rPr>
+        <w:t xml:space="preserve"> </w:t>
       </w:r>
     </w:p>
     <w:p>
@@ -1625,6 +1719,7 @@
         <w:t>  (</w:t>
       </w:r>
       <w:proofErr w:type="spellStart"/>
+      <w:proofErr w:type="gramStart"/>
       <w:r>
         <w:rPr>
           <w:rFonts w:ascii="Times New Roman" w:hAnsi="Times New Roman" w:cs="Times New Roman"/>
@@ -1634,6 +1729,7 @@
         <w:t>ipc.code</w:t>
       </w:r>
       <w:proofErr w:type="spellEnd"/>
+      <w:proofErr w:type="gramEnd"/>
       <w:r>
         <w:rPr>
           <w:rFonts w:ascii="Times New Roman" w:hAnsi="Times New Roman" w:cs="Times New Roman"/>
@@ -1643,6 +1739,7 @@
         <w:t xml:space="preserve"> LIKE 'C25B%' OR </w:t>
       </w:r>
       <w:proofErr w:type="spellStart"/>
+      <w:proofErr w:type="gramStart"/>
       <w:r>
         <w:rPr>
           <w:rFonts w:ascii="Times New Roman" w:hAnsi="Times New Roman" w:cs="Times New Roman"/>
@@ -1652,6 +1749,7 @@
         <w:t>ipc.code</w:t>
       </w:r>
       <w:proofErr w:type="spellEnd"/>
+      <w:proofErr w:type="gramEnd"/>
       <w:r>
         <w:rPr>
           <w:rFonts w:ascii="Times New Roman" w:hAnsi="Times New Roman" w:cs="Times New Roman"/>
@@ -2046,7 +2144,43 @@
           <w:sz w:val="24"/>
           <w:szCs w:val="24"/>
         </w:rPr>
-        <w:t xml:space="preserve">  EXTRACT(YEAR FROM PARSE_DATE('%</w:t>
+        <w:t xml:space="preserve">  </w:t>
+      </w:r>
+      <w:proofErr w:type="gramStart"/>
+      <w:r>
+        <w:rPr>
+          <w:rFonts w:ascii="Times New Roman" w:hAnsi="Times New Roman" w:cs="Times New Roman"/>
+          <w:sz w:val="24"/>
+          <w:szCs w:val="24"/>
+        </w:rPr>
+        <w:t>EXTRACT(</w:t>
+      </w:r>
+      <w:proofErr w:type="gramEnd"/>
+      <w:r>
+        <w:rPr>
+          <w:rFonts w:ascii="Times New Roman" w:hAnsi="Times New Roman" w:cs="Times New Roman"/>
+          <w:sz w:val="24"/>
+          <w:szCs w:val="24"/>
+        </w:rPr>
+        <w:t>YEAR FROM PARSE_</w:t>
+      </w:r>
+      <w:proofErr w:type="gramStart"/>
+      <w:r>
+        <w:rPr>
+          <w:rFonts w:ascii="Times New Roman" w:hAnsi="Times New Roman" w:cs="Times New Roman"/>
+          <w:sz w:val="24"/>
+          <w:szCs w:val="24"/>
+        </w:rPr>
+        <w:t>DATE(</w:t>
+      </w:r>
+      <w:proofErr w:type="gramEnd"/>
+      <w:r>
+        <w:rPr>
+          <w:rFonts w:ascii="Times New Roman" w:hAnsi="Times New Roman" w:cs="Times New Roman"/>
+          <w:sz w:val="24"/>
+          <w:szCs w:val="24"/>
+        </w:rPr>
+        <w:t>'%</w:t>
       </w:r>
       <w:proofErr w:type="spellStart"/>
       <w:r>
@@ -2064,9 +2198,19 @@
           <w:sz w:val="24"/>
           <w:szCs w:val="24"/>
         </w:rPr>
-        <w:t>', CAST(</w:t>
+        <w:t xml:space="preserve">', </w:t>
+      </w:r>
+      <w:proofErr w:type="gramStart"/>
+      <w:r>
+        <w:rPr>
+          <w:rFonts w:ascii="Times New Roman" w:hAnsi="Times New Roman" w:cs="Times New Roman"/>
+          <w:sz w:val="24"/>
+          <w:szCs w:val="24"/>
+        </w:rPr>
+        <w:t>CAST(</w:t>
       </w:r>
       <w:proofErr w:type="spellStart"/>
+      <w:proofErr w:type="gramEnd"/>
       <w:r>
         <w:rPr>
           <w:rFonts w:ascii="Times New Roman" w:hAnsi="Times New Roman" w:cs="Times New Roman"/>
@@ -2099,7 +2243,25 @@
           <w:sz w:val="24"/>
           <w:szCs w:val="24"/>
         </w:rPr>
-        <w:t xml:space="preserve">  COUNT(DISTINCT </w:t>
+        <w:t xml:space="preserve">  </w:t>
+      </w:r>
+      <w:proofErr w:type="gramStart"/>
+      <w:r>
+        <w:rPr>
+          <w:rFonts w:ascii="Times New Roman" w:hAnsi="Times New Roman" w:cs="Times New Roman"/>
+          <w:sz w:val="24"/>
+          <w:szCs w:val="24"/>
+        </w:rPr>
+        <w:t>COUNT(</w:t>
+      </w:r>
+      <w:proofErr w:type="gramEnd"/>
+      <w:r>
+        <w:rPr>
+          <w:rFonts w:ascii="Times New Roman" w:hAnsi="Times New Roman" w:cs="Times New Roman"/>
+          <w:sz w:val="24"/>
+          <w:szCs w:val="24"/>
+        </w:rPr>
+        <w:t xml:space="preserve">DISTINCT </w:t>
       </w:r>
       <w:proofErr w:type="spellStart"/>
       <w:r>
@@ -2164,13 +2326,23 @@
         <w:t xml:space="preserve">  `patents-public-</w:t>
       </w:r>
       <w:proofErr w:type="spellStart"/>
-      <w:r>
-        <w:rPr>
-          <w:rFonts w:ascii="Times New Roman" w:hAnsi="Times New Roman" w:cs="Times New Roman"/>
-          <w:sz w:val="24"/>
-          <w:szCs w:val="24"/>
-        </w:rPr>
-        <w:t>data.patents.publications</w:t>
+      <w:proofErr w:type="gramStart"/>
+      <w:r>
+        <w:rPr>
+          <w:rFonts w:ascii="Times New Roman" w:hAnsi="Times New Roman" w:cs="Times New Roman"/>
+          <w:sz w:val="24"/>
+          <w:szCs w:val="24"/>
+        </w:rPr>
+        <w:t>data.patents</w:t>
+      </w:r>
+      <w:proofErr w:type="gramEnd"/>
+      <w:r>
+        <w:rPr>
+          <w:rFonts w:ascii="Times New Roman" w:hAnsi="Times New Roman" w:cs="Times New Roman"/>
+          <w:sz w:val="24"/>
+          <w:szCs w:val="24"/>
+        </w:rPr>
+        <w:t>.publications</w:t>
       </w:r>
       <w:proofErr w:type="spellEnd"/>
       <w:r>
@@ -2196,9 +2368,19 @@
           <w:sz w:val="24"/>
           <w:szCs w:val="24"/>
         </w:rPr>
-        <w:t xml:space="preserve">  UNNEST(</w:t>
+        <w:t xml:space="preserve">  </w:t>
+      </w:r>
+      <w:proofErr w:type="gramStart"/>
+      <w:r>
+        <w:rPr>
+          <w:rFonts w:ascii="Times New Roman" w:hAnsi="Times New Roman" w:cs="Times New Roman"/>
+          <w:sz w:val="24"/>
+          <w:szCs w:val="24"/>
+        </w:rPr>
+        <w:t>UNNEST(</w:t>
       </w:r>
       <w:proofErr w:type="spellStart"/>
+      <w:proofErr w:type="gramEnd"/>
       <w:r>
         <w:rPr>
           <w:rFonts w:ascii="Times New Roman" w:hAnsi="Times New Roman" w:cs="Times New Roman"/>
@@ -2235,13 +2417,23 @@
           <w:szCs w:val="24"/>
         </w:rPr>
       </w:pPr>
-      <w:r>
-        <w:rPr>
-          <w:rFonts w:ascii="Times New Roman" w:hAnsi="Times New Roman" w:cs="Times New Roman"/>
-          <w:sz w:val="24"/>
-          <w:szCs w:val="24"/>
-        </w:rPr>
-        <w:t xml:space="preserve">WHERE </w:t>
+      <w:proofErr w:type="gramStart"/>
+      <w:r>
+        <w:rPr>
+          <w:rFonts w:ascii="Times New Roman" w:hAnsi="Times New Roman" w:cs="Times New Roman"/>
+          <w:sz w:val="24"/>
+          <w:szCs w:val="24"/>
+        </w:rPr>
+        <w:t>WHERE</w:t>
+      </w:r>
+      <w:proofErr w:type="gramEnd"/>
+      <w:r>
+        <w:rPr>
+          <w:rFonts w:ascii="Times New Roman" w:hAnsi="Times New Roman" w:cs="Times New Roman"/>
+          <w:sz w:val="24"/>
+          <w:szCs w:val="24"/>
+        </w:rPr>
+        <w:t xml:space="preserve"> </w:t>
       </w:r>
     </w:p>
     <w:p>
@@ -2261,6 +2453,7 @@
         <w:t xml:space="preserve">  (</w:t>
       </w:r>
       <w:proofErr w:type="spellStart"/>
+      <w:proofErr w:type="gramStart"/>
       <w:r>
         <w:rPr>
           <w:rFonts w:ascii="Times New Roman" w:hAnsi="Times New Roman" w:cs="Times New Roman"/>
@@ -2270,6 +2463,7 @@
         <w:t>ipc.code</w:t>
       </w:r>
       <w:proofErr w:type="spellEnd"/>
+      <w:proofErr w:type="gramEnd"/>
       <w:r>
         <w:rPr>
           <w:rFonts w:ascii="Times New Roman" w:hAnsi="Times New Roman" w:cs="Times New Roman"/>
@@ -2279,6 +2473,7 @@
         <w:t xml:space="preserve"> LIKE 'D01%' OR </w:t>
       </w:r>
       <w:proofErr w:type="spellStart"/>
+      <w:proofErr w:type="gramStart"/>
       <w:r>
         <w:rPr>
           <w:rFonts w:ascii="Times New Roman" w:hAnsi="Times New Roman" w:cs="Times New Roman"/>
@@ -2288,6 +2483,7 @@
         <w:t>ipc.code</w:t>
       </w:r>
       <w:proofErr w:type="spellEnd"/>
+      <w:proofErr w:type="gramEnd"/>
       <w:r>
         <w:rPr>
           <w:rFonts w:ascii="Times New Roman" w:hAnsi="Times New Roman" w:cs="Times New Roman"/>
@@ -2297,6 +2493,7 @@
         <w:t xml:space="preserve"> LIKE 'D02%' OR </w:t>
       </w:r>
       <w:proofErr w:type="spellStart"/>
+      <w:proofErr w:type="gramStart"/>
       <w:r>
         <w:rPr>
           <w:rFonts w:ascii="Times New Roman" w:hAnsi="Times New Roman" w:cs="Times New Roman"/>
@@ -2306,6 +2503,7 @@
         <w:t>ipc.code</w:t>
       </w:r>
       <w:proofErr w:type="spellEnd"/>
+      <w:proofErr w:type="gramEnd"/>
       <w:r>
         <w:rPr>
           <w:rFonts w:ascii="Times New Roman" w:hAnsi="Times New Roman" w:cs="Times New Roman"/>
@@ -2315,6 +2513,7 @@
         <w:t xml:space="preserve"> LIKE 'D03%' OR </w:t>
       </w:r>
       <w:proofErr w:type="spellStart"/>
+      <w:proofErr w:type="gramStart"/>
       <w:r>
         <w:rPr>
           <w:rFonts w:ascii="Times New Roman" w:hAnsi="Times New Roman" w:cs="Times New Roman"/>
@@ -2324,6 +2523,7 @@
         <w:t>ipc.code</w:t>
       </w:r>
       <w:proofErr w:type="spellEnd"/>
+      <w:proofErr w:type="gramEnd"/>
       <w:r>
         <w:rPr>
           <w:rFonts w:ascii="Times New Roman" w:hAnsi="Times New Roman" w:cs="Times New Roman"/>
@@ -2333,6 +2533,7 @@
         <w:t xml:space="preserve"> LIKE 'D04%' OR </w:t>
       </w:r>
       <w:proofErr w:type="spellStart"/>
+      <w:proofErr w:type="gramStart"/>
       <w:r>
         <w:rPr>
           <w:rFonts w:ascii="Times New Roman" w:hAnsi="Times New Roman" w:cs="Times New Roman"/>
@@ -2342,6 +2543,7 @@
         <w:t>ipc.code</w:t>
       </w:r>
       <w:proofErr w:type="spellEnd"/>
+      <w:proofErr w:type="gramEnd"/>
       <w:r>
         <w:rPr>
           <w:rFonts w:ascii="Times New Roman" w:hAnsi="Times New Roman" w:cs="Times New Roman"/>
@@ -2351,6 +2553,7 @@
         <w:t xml:space="preserve"> LIKE 'D05%' OR </w:t>
       </w:r>
       <w:proofErr w:type="spellStart"/>
+      <w:proofErr w:type="gramStart"/>
       <w:r>
         <w:rPr>
           <w:rFonts w:ascii="Times New Roman" w:hAnsi="Times New Roman" w:cs="Times New Roman"/>
@@ -2360,6 +2563,7 @@
         <w:t>ipc.code</w:t>
       </w:r>
       <w:proofErr w:type="spellEnd"/>
+      <w:proofErr w:type="gramEnd"/>
       <w:r>
         <w:rPr>
           <w:rFonts w:ascii="Times New Roman" w:hAnsi="Times New Roman" w:cs="Times New Roman"/>
@@ -2542,6 +2746,2081 @@
         </w:rPr>
         <w:t>, year;</w:t>
       </w:r>
+    </w:p>
+    <w:p>
+      <w:pPr>
+        <w:rPr>
+          <w:rFonts w:ascii="Times New Roman" w:hAnsi="Times New Roman" w:cs="Times New Roman"/>
+          <w:sz w:val="24"/>
+          <w:szCs w:val="24"/>
+        </w:rPr>
+      </w:pPr>
+    </w:p>
+    <w:p>
+      <w:pPr>
+        <w:rPr>
+          <w:rFonts w:ascii="Times New Roman" w:hAnsi="Times New Roman" w:cs="Times New Roman"/>
+          <w:sz w:val="24"/>
+          <w:szCs w:val="24"/>
+        </w:rPr>
+      </w:pPr>
+    </w:p>
+    <w:p>
+      <w:pPr>
+        <w:rPr>
+          <w:rFonts w:ascii="Times New Roman" w:hAnsi="Times New Roman" w:cs="Times New Roman"/>
+          <w:sz w:val="24"/>
+          <w:szCs w:val="24"/>
+        </w:rPr>
+      </w:pPr>
+    </w:p>
+    <w:p>
+      <w:pPr>
+        <w:rPr>
+          <w:rFonts w:ascii="Times New Roman" w:hAnsi="Times New Roman" w:cs="Times New Roman"/>
+          <w:sz w:val="24"/>
+          <w:szCs w:val="24"/>
+        </w:rPr>
+      </w:pPr>
+    </w:p>
+    <w:p>
+      <w:pPr>
+        <w:rPr>
+          <w:rFonts w:ascii="Times New Roman" w:hAnsi="Times New Roman" w:cs="Times New Roman"/>
+          <w:sz w:val="24"/>
+          <w:szCs w:val="24"/>
+        </w:rPr>
+      </w:pPr>
+    </w:p>
+    <w:p>
+      <w:pPr>
+        <w:rPr>
+          <w:rFonts w:ascii="Times New Roman" w:hAnsi="Times New Roman" w:cs="Times New Roman"/>
+          <w:sz w:val="24"/>
+          <w:szCs w:val="24"/>
+        </w:rPr>
+      </w:pPr>
+    </w:p>
+    <w:p>
+      <w:pPr>
+        <w:rPr>
+          <w:rFonts w:ascii="Times New Roman" w:hAnsi="Times New Roman" w:cs="Times New Roman"/>
+          <w:sz w:val="24"/>
+          <w:szCs w:val="24"/>
+        </w:rPr>
+      </w:pPr>
+    </w:p>
+    <w:p>
+      <w:pPr>
+        <w:rPr>
+          <w:rFonts w:ascii="Times New Roman" w:hAnsi="Times New Roman" w:cs="Times New Roman"/>
+          <w:sz w:val="24"/>
+          <w:szCs w:val="24"/>
+        </w:rPr>
+      </w:pPr>
+    </w:p>
+    <w:p>
+      <w:pPr>
+        <w:rPr>
+          <w:rFonts w:ascii="Times New Roman" w:hAnsi="Times New Roman" w:cs="Times New Roman"/>
+          <w:sz w:val="24"/>
+          <w:szCs w:val="24"/>
+        </w:rPr>
+      </w:pPr>
+    </w:p>
+    <w:p>
+      <w:pPr>
+        <w:rPr>
+          <w:rFonts w:ascii="Times New Roman" w:hAnsi="Times New Roman" w:cs="Times New Roman"/>
+          <w:sz w:val="24"/>
+          <w:szCs w:val="24"/>
+        </w:rPr>
+      </w:pPr>
+    </w:p>
+    <w:p>
+      <w:pPr>
+        <w:rPr>
+          <w:rFonts w:ascii="Times New Roman" w:hAnsi="Times New Roman" w:cs="Times New Roman"/>
+          <w:sz w:val="24"/>
+          <w:szCs w:val="24"/>
+        </w:rPr>
+      </w:pPr>
+    </w:p>
+    <w:p>
+      <w:pPr>
+        <w:rPr>
+          <w:rFonts w:ascii="Times New Roman" w:hAnsi="Times New Roman" w:cs="Times New Roman"/>
+          <w:sz w:val="24"/>
+          <w:szCs w:val="24"/>
+        </w:rPr>
+      </w:pPr>
+    </w:p>
+    <w:p>
+      <w:pPr>
+        <w:rPr>
+          <w:rFonts w:ascii="Times New Roman" w:hAnsi="Times New Roman" w:cs="Times New Roman"/>
+          <w:sz w:val="24"/>
+          <w:szCs w:val="24"/>
+        </w:rPr>
+      </w:pPr>
+    </w:p>
+    <w:p>
+      <w:pPr>
+        <w:rPr>
+          <w:rFonts w:ascii="Times New Roman" w:hAnsi="Times New Roman" w:cs="Times New Roman"/>
+          <w:sz w:val="24"/>
+          <w:szCs w:val="24"/>
+        </w:rPr>
+      </w:pPr>
+    </w:p>
+    <w:p>
+      <w:pPr>
+        <w:rPr>
+          <w:rFonts w:ascii="Times New Roman" w:hAnsi="Times New Roman" w:cs="Times New Roman"/>
+          <w:b/>
+          <w:bCs/>
+          <w:sz w:val="24"/>
+          <w:szCs w:val="24"/>
+        </w:rPr>
+      </w:pPr>
+      <w:r>
+        <w:rPr>
+          <w:rFonts w:ascii="Times New Roman" w:hAnsi="Times New Roman" w:cs="Times New Roman"/>
+          <w:b/>
+          <w:bCs/>
+          <w:sz w:val="24"/>
+          <w:szCs w:val="24"/>
+        </w:rPr>
+        <w:lastRenderedPageBreak/>
+        <w:t>1. The Trade Datasets (Source: UN Comtrade)</w:t>
+      </w:r>
+    </w:p>
+    <w:p>
+      <w:pPr>
+        <w:numPr>
+          <w:ilvl w:val="0"/>
+          <w:numId w:val="3"/>
+        </w:numPr>
+        <w:rPr>
+          <w:rFonts w:ascii="Times New Roman" w:hAnsi="Times New Roman" w:cs="Times New Roman"/>
+          <w:sz w:val="24"/>
+          <w:szCs w:val="24"/>
+        </w:rPr>
+      </w:pPr>
+      <w:r>
+        <w:rPr>
+          <w:rFonts w:ascii="Times New Roman" w:hAnsi="Times New Roman" w:cs="Times New Roman"/>
+          <w:b/>
+          <w:bCs/>
+          <w:sz w:val="24"/>
+          <w:szCs w:val="24"/>
+        </w:rPr>
+        <w:t>Dataset A: treated_trade.xlsx</w:t>
+      </w:r>
+    </w:p>
+    <w:p>
+      <w:pPr>
+        <w:numPr>
+          <w:ilvl w:val="1"/>
+          <w:numId w:val="3"/>
+        </w:numPr>
+        <w:rPr>
+          <w:rFonts w:ascii="Times New Roman" w:hAnsi="Times New Roman" w:cs="Times New Roman"/>
+          <w:sz w:val="24"/>
+          <w:szCs w:val="24"/>
+        </w:rPr>
+      </w:pPr>
+      <w:r>
+        <w:rPr>
+          <w:rFonts w:ascii="Times New Roman" w:hAnsi="Times New Roman" w:cs="Times New Roman"/>
+          <w:i/>
+          <w:iCs/>
+          <w:sz w:val="24"/>
+          <w:szCs w:val="24"/>
+        </w:rPr>
+        <w:t>What it is:</w:t>
+      </w:r>
+      <w:r>
+        <w:rPr>
+          <w:rFonts w:ascii="Times New Roman" w:hAnsi="Times New Roman" w:cs="Times New Roman"/>
+          <w:sz w:val="24"/>
+          <w:szCs w:val="24"/>
+        </w:rPr>
+        <w:t xml:space="preserve"> The annual export value of </w:t>
+      </w:r>
+      <w:r>
+        <w:rPr>
+          <w:rFonts w:ascii="Times New Roman" w:hAnsi="Times New Roman" w:cs="Times New Roman"/>
+          <w:b/>
+          <w:bCs/>
+          <w:sz w:val="24"/>
+          <w:szCs w:val="24"/>
+        </w:rPr>
+        <w:t>Iron &amp; Steel (HS Code 72/73)</w:t>
+      </w:r>
+      <w:r>
+        <w:rPr>
+          <w:rFonts w:ascii="Times New Roman" w:hAnsi="Times New Roman" w:cs="Times New Roman"/>
+          <w:sz w:val="24"/>
+          <w:szCs w:val="24"/>
+        </w:rPr>
+        <w:t xml:space="preserve"> moving from your 5 exporting nations into your 5 European partner nations.</w:t>
+      </w:r>
+    </w:p>
+    <w:p>
+      <w:pPr>
+        <w:numPr>
+          <w:ilvl w:val="1"/>
+          <w:numId w:val="3"/>
+        </w:numPr>
+        <w:rPr>
+          <w:rFonts w:ascii="Times New Roman" w:hAnsi="Times New Roman" w:cs="Times New Roman"/>
+          <w:sz w:val="24"/>
+          <w:szCs w:val="24"/>
+        </w:rPr>
+      </w:pPr>
+      <w:r>
+        <w:rPr>
+          <w:rFonts w:ascii="Times New Roman" w:hAnsi="Times New Roman" w:cs="Times New Roman"/>
+          <w:i/>
+          <w:iCs/>
+          <w:sz w:val="24"/>
+          <w:szCs w:val="24"/>
+        </w:rPr>
+        <w:t>Purpose:</w:t>
+      </w:r>
+      <w:r>
+        <w:rPr>
+          <w:rFonts w:ascii="Times New Roman" w:hAnsi="Times New Roman" w:cs="Times New Roman"/>
+          <w:sz w:val="24"/>
+          <w:szCs w:val="24"/>
+        </w:rPr>
+        <w:t xml:space="preserve"> Establishes the massive economic dependency and financial risk these companies face under the EU's CBAM carbon penalty rules.</w:t>
+      </w:r>
+    </w:p>
+    <w:p>
+      <w:pPr>
+        <w:numPr>
+          <w:ilvl w:val="0"/>
+          <w:numId w:val="3"/>
+        </w:numPr>
+        <w:rPr>
+          <w:rFonts w:ascii="Times New Roman" w:hAnsi="Times New Roman" w:cs="Times New Roman"/>
+          <w:sz w:val="24"/>
+          <w:szCs w:val="24"/>
+        </w:rPr>
+      </w:pPr>
+      <w:r>
+        <w:rPr>
+          <w:rFonts w:ascii="Times New Roman" w:hAnsi="Times New Roman" w:cs="Times New Roman"/>
+          <w:b/>
+          <w:bCs/>
+          <w:sz w:val="24"/>
+          <w:szCs w:val="24"/>
+        </w:rPr>
+        <w:t>Dataset B: control_trade.xlsx</w:t>
+      </w:r>
+    </w:p>
+    <w:p>
+      <w:pPr>
+        <w:numPr>
+          <w:ilvl w:val="1"/>
+          <w:numId w:val="3"/>
+        </w:numPr>
+        <w:rPr>
+          <w:rFonts w:ascii="Times New Roman" w:hAnsi="Times New Roman" w:cs="Times New Roman"/>
+          <w:sz w:val="24"/>
+          <w:szCs w:val="24"/>
+        </w:rPr>
+      </w:pPr>
+      <w:r>
+        <w:rPr>
+          <w:rFonts w:ascii="Times New Roman" w:hAnsi="Times New Roman" w:cs="Times New Roman"/>
+          <w:i/>
+          <w:iCs/>
+          <w:sz w:val="24"/>
+          <w:szCs w:val="24"/>
+        </w:rPr>
+        <w:t>What it is:</w:t>
+      </w:r>
+      <w:r>
+        <w:rPr>
+          <w:rFonts w:ascii="Times New Roman" w:hAnsi="Times New Roman" w:cs="Times New Roman"/>
+          <w:sz w:val="24"/>
+          <w:szCs w:val="24"/>
+        </w:rPr>
+        <w:t xml:space="preserve"> The annual export value of </w:t>
+      </w:r>
+      <w:r>
+        <w:rPr>
+          <w:rFonts w:ascii="Times New Roman" w:hAnsi="Times New Roman" w:cs="Times New Roman"/>
+          <w:b/>
+          <w:bCs/>
+          <w:sz w:val="24"/>
+          <w:szCs w:val="24"/>
+        </w:rPr>
+        <w:t>Textiles &amp; Apparel (HS Code 61/62)</w:t>
+      </w:r>
+      <w:r>
+        <w:rPr>
+          <w:rFonts w:ascii="Times New Roman" w:hAnsi="Times New Roman" w:cs="Times New Roman"/>
+          <w:sz w:val="24"/>
+          <w:szCs w:val="24"/>
+        </w:rPr>
+        <w:t xml:space="preserve"> along the exact same country paths.</w:t>
+      </w:r>
+    </w:p>
+    <w:p>
+      <w:pPr>
+        <w:numPr>
+          <w:ilvl w:val="1"/>
+          <w:numId w:val="3"/>
+        </w:numPr>
+        <w:rPr>
+          <w:rFonts w:ascii="Times New Roman" w:hAnsi="Times New Roman" w:cs="Times New Roman"/>
+          <w:sz w:val="24"/>
+          <w:szCs w:val="24"/>
+        </w:rPr>
+      </w:pPr>
+      <w:r>
+        <w:rPr>
+          <w:rFonts w:ascii="Times New Roman" w:hAnsi="Times New Roman" w:cs="Times New Roman"/>
+          <w:i/>
+          <w:iCs/>
+          <w:sz w:val="24"/>
+          <w:szCs w:val="24"/>
+        </w:rPr>
+        <w:t>Purpose:</w:t>
+      </w:r>
+      <w:r>
+        <w:rPr>
+          <w:rFonts w:ascii="Times New Roman" w:hAnsi="Times New Roman" w:cs="Times New Roman"/>
+          <w:sz w:val="24"/>
+          <w:szCs w:val="24"/>
+        </w:rPr>
+        <w:t xml:space="preserve"> Acts as the baseline control industry. Since clothes do not face carbon import taxes, tracking this proves whether trade shifts were caused by the policy or just general macroeconomics.</w:t>
+      </w:r>
+    </w:p>
+    <w:p>
+      <w:pPr>
+        <w:rPr>
+          <w:rFonts w:ascii="Times New Roman" w:hAnsi="Times New Roman" w:cs="Times New Roman"/>
+          <w:b/>
+          <w:bCs/>
+          <w:sz w:val="24"/>
+          <w:szCs w:val="24"/>
+        </w:rPr>
+      </w:pPr>
+      <w:r>
+        <w:rPr>
+          <w:rFonts w:ascii="Times New Roman" w:hAnsi="Times New Roman" w:cs="Times New Roman"/>
+          <w:b/>
+          <w:bCs/>
+          <w:sz w:val="24"/>
+          <w:szCs w:val="24"/>
+        </w:rPr>
+        <w:t xml:space="preserve">2. The Technology Patent Datasets (Source: Google </w:t>
+      </w:r>
+      <w:proofErr w:type="spellStart"/>
+      <w:r>
+        <w:rPr>
+          <w:rFonts w:ascii="Times New Roman" w:hAnsi="Times New Roman" w:cs="Times New Roman"/>
+          <w:b/>
+          <w:bCs/>
+          <w:sz w:val="24"/>
+          <w:szCs w:val="24"/>
+        </w:rPr>
+        <w:t>BigQuery</w:t>
+      </w:r>
+      <w:proofErr w:type="spellEnd"/>
+      <w:r>
+        <w:rPr>
+          <w:rFonts w:ascii="Times New Roman" w:hAnsi="Times New Roman" w:cs="Times New Roman"/>
+          <w:b/>
+          <w:bCs/>
+          <w:sz w:val="24"/>
+          <w:szCs w:val="24"/>
+        </w:rPr>
+        <w:t xml:space="preserve"> / WIPO)</w:t>
+      </w:r>
+    </w:p>
+    <w:p>
+      <w:pPr>
+        <w:numPr>
+          <w:ilvl w:val="0"/>
+          <w:numId w:val="4"/>
+        </w:numPr>
+        <w:rPr>
+          <w:rFonts w:ascii="Times New Roman" w:hAnsi="Times New Roman" w:cs="Times New Roman"/>
+          <w:sz w:val="24"/>
+          <w:szCs w:val="24"/>
+        </w:rPr>
+      </w:pPr>
+      <w:r>
+        <w:rPr>
+          <w:rFonts w:ascii="Times New Roman" w:hAnsi="Times New Roman" w:cs="Times New Roman"/>
+          <w:b/>
+          <w:bCs/>
+          <w:sz w:val="24"/>
+          <w:szCs w:val="24"/>
+        </w:rPr>
+        <w:t>Dataset C: treated_patents.xlsx</w:t>
+      </w:r>
+      <w:r>
+        <w:rPr>
+          <w:rFonts w:ascii="Times New Roman" w:hAnsi="Times New Roman" w:cs="Times New Roman"/>
+          <w:sz w:val="24"/>
+          <w:szCs w:val="24"/>
+        </w:rPr>
+        <w:t xml:space="preserve"> </w:t>
+      </w:r>
+      <w:r>
+        <w:rPr>
+          <w:rFonts w:ascii="Times New Roman" w:hAnsi="Times New Roman" w:cs="Times New Roman"/>
+          <w:i/>
+          <w:iCs/>
+          <w:sz w:val="24"/>
+          <w:szCs w:val="24"/>
+        </w:rPr>
+        <w:t>(Shown as raw in your image layout)</w:t>
+      </w:r>
+    </w:p>
+    <w:p>
+      <w:pPr>
+        <w:numPr>
+          <w:ilvl w:val="1"/>
+          <w:numId w:val="4"/>
+        </w:numPr>
+        <w:rPr>
+          <w:rFonts w:ascii="Times New Roman" w:hAnsi="Times New Roman" w:cs="Times New Roman"/>
+          <w:sz w:val="24"/>
+          <w:szCs w:val="24"/>
+        </w:rPr>
+      </w:pPr>
+      <w:r>
+        <w:rPr>
+          <w:rFonts w:ascii="Times New Roman" w:hAnsi="Times New Roman" w:cs="Times New Roman"/>
+          <w:i/>
+          <w:iCs/>
+          <w:sz w:val="24"/>
+          <w:szCs w:val="24"/>
+        </w:rPr>
+        <w:t>What it is:</w:t>
+      </w:r>
+      <w:r>
+        <w:rPr>
+          <w:rFonts w:ascii="Times New Roman" w:hAnsi="Times New Roman" w:cs="Times New Roman"/>
+          <w:sz w:val="24"/>
+          <w:szCs w:val="24"/>
+        </w:rPr>
+        <w:t xml:space="preserve"> Macro-level filing counts for </w:t>
+      </w:r>
+      <w:r>
+        <w:rPr>
+          <w:rFonts w:ascii="Times New Roman" w:hAnsi="Times New Roman" w:cs="Times New Roman"/>
+          <w:b/>
+          <w:bCs/>
+          <w:sz w:val="24"/>
+          <w:szCs w:val="24"/>
+        </w:rPr>
+        <w:t>Clean Hydrogen (C25B)</w:t>
+      </w:r>
+      <w:r>
+        <w:rPr>
+          <w:rFonts w:ascii="Times New Roman" w:hAnsi="Times New Roman" w:cs="Times New Roman"/>
+          <w:sz w:val="24"/>
+          <w:szCs w:val="24"/>
+        </w:rPr>
+        <w:t xml:space="preserve"> and </w:t>
+      </w:r>
+      <w:r>
+        <w:rPr>
+          <w:rFonts w:ascii="Times New Roman" w:hAnsi="Times New Roman" w:cs="Times New Roman"/>
+          <w:b/>
+          <w:bCs/>
+          <w:sz w:val="24"/>
+          <w:szCs w:val="24"/>
+        </w:rPr>
+        <w:t>Carbon Capture (B01D 53)</w:t>
+      </w:r>
+      <w:r>
+        <w:rPr>
+          <w:rFonts w:ascii="Times New Roman" w:hAnsi="Times New Roman" w:cs="Times New Roman"/>
+          <w:sz w:val="24"/>
+          <w:szCs w:val="24"/>
+        </w:rPr>
+        <w:t xml:space="preserve"> innovations registered in your target markets.</w:t>
+      </w:r>
+    </w:p>
+    <w:p>
+      <w:pPr>
+        <w:numPr>
+          <w:ilvl w:val="1"/>
+          <w:numId w:val="4"/>
+        </w:numPr>
+        <w:rPr>
+          <w:rFonts w:ascii="Times New Roman" w:hAnsi="Times New Roman" w:cs="Times New Roman"/>
+          <w:sz w:val="24"/>
+          <w:szCs w:val="24"/>
+        </w:rPr>
+      </w:pPr>
+      <w:r>
+        <w:rPr>
+          <w:rFonts w:ascii="Times New Roman" w:hAnsi="Times New Roman" w:cs="Times New Roman"/>
+          <w:i/>
+          <w:iCs/>
+          <w:sz w:val="24"/>
+          <w:szCs w:val="24"/>
+        </w:rPr>
+        <w:t>Purpose:</w:t>
+      </w:r>
+      <w:r>
+        <w:rPr>
+          <w:rFonts w:ascii="Times New Roman" w:hAnsi="Times New Roman" w:cs="Times New Roman"/>
+          <w:sz w:val="24"/>
+          <w:szCs w:val="24"/>
+        </w:rPr>
+        <w:t xml:space="preserve"> Tracks the influx of green technology protection trends following the EU environmental policy timeline shocks.</w:t>
+      </w:r>
+    </w:p>
+    <w:p>
+      <w:pPr>
+        <w:numPr>
+          <w:ilvl w:val="0"/>
+          <w:numId w:val="4"/>
+        </w:numPr>
+        <w:rPr>
+          <w:rFonts w:ascii="Times New Roman" w:hAnsi="Times New Roman" w:cs="Times New Roman"/>
+          <w:sz w:val="24"/>
+          <w:szCs w:val="24"/>
+        </w:rPr>
+      </w:pPr>
+      <w:r>
+        <w:rPr>
+          <w:rFonts w:ascii="Times New Roman" w:hAnsi="Times New Roman" w:cs="Times New Roman"/>
+          <w:b/>
+          <w:bCs/>
+          <w:sz w:val="24"/>
+          <w:szCs w:val="24"/>
+        </w:rPr>
+        <w:t>Dataset D: control_patents.xlsx</w:t>
+      </w:r>
+      <w:r>
+        <w:rPr>
+          <w:rFonts w:ascii="Times New Roman" w:hAnsi="Times New Roman" w:cs="Times New Roman"/>
+          <w:sz w:val="24"/>
+          <w:szCs w:val="24"/>
+        </w:rPr>
+        <w:t xml:space="preserve"> </w:t>
+      </w:r>
+      <w:r>
+        <w:rPr>
+          <w:rFonts w:ascii="Times New Roman" w:hAnsi="Times New Roman" w:cs="Times New Roman"/>
+          <w:i/>
+          <w:iCs/>
+          <w:sz w:val="24"/>
+          <w:szCs w:val="24"/>
+        </w:rPr>
+        <w:t>(Shown in your image)</w:t>
+      </w:r>
+    </w:p>
+    <w:p>
+      <w:pPr>
+        <w:numPr>
+          <w:ilvl w:val="1"/>
+          <w:numId w:val="4"/>
+        </w:numPr>
+        <w:rPr>
+          <w:rFonts w:ascii="Times New Roman" w:hAnsi="Times New Roman" w:cs="Times New Roman"/>
+          <w:sz w:val="24"/>
+          <w:szCs w:val="24"/>
+        </w:rPr>
+      </w:pPr>
+      <w:r>
+        <w:rPr>
+          <w:rFonts w:ascii="Times New Roman" w:hAnsi="Times New Roman" w:cs="Times New Roman"/>
+          <w:i/>
+          <w:iCs/>
+          <w:sz w:val="24"/>
+          <w:szCs w:val="24"/>
+        </w:rPr>
+        <w:t>What it is:</w:t>
+      </w:r>
+      <w:r>
+        <w:rPr>
+          <w:rFonts w:ascii="Times New Roman" w:hAnsi="Times New Roman" w:cs="Times New Roman"/>
+          <w:sz w:val="24"/>
+          <w:szCs w:val="24"/>
+        </w:rPr>
+        <w:t xml:space="preserve"> Macro-level filing counts for </w:t>
+      </w:r>
+      <w:r>
+        <w:rPr>
+          <w:rFonts w:ascii="Times New Roman" w:hAnsi="Times New Roman" w:cs="Times New Roman"/>
+          <w:b/>
+          <w:bCs/>
+          <w:sz w:val="24"/>
+          <w:szCs w:val="24"/>
+        </w:rPr>
+        <w:t>Textile Manufacturing Machinery (D01-D06)</w:t>
+      </w:r>
+      <w:r>
+        <w:rPr>
+          <w:rFonts w:ascii="Times New Roman" w:hAnsi="Times New Roman" w:cs="Times New Roman"/>
+          <w:sz w:val="24"/>
+          <w:szCs w:val="24"/>
+        </w:rPr>
+        <w:t xml:space="preserve"> tech.</w:t>
+      </w:r>
+    </w:p>
+    <w:p>
+      <w:pPr>
+        <w:numPr>
+          <w:ilvl w:val="1"/>
+          <w:numId w:val="4"/>
+        </w:numPr>
+        <w:rPr>
+          <w:rFonts w:ascii="Times New Roman" w:hAnsi="Times New Roman" w:cs="Times New Roman"/>
+          <w:sz w:val="24"/>
+          <w:szCs w:val="24"/>
+        </w:rPr>
+      </w:pPr>
+      <w:r>
+        <w:rPr>
+          <w:rFonts w:ascii="Times New Roman" w:hAnsi="Times New Roman" w:cs="Times New Roman"/>
+          <w:i/>
+          <w:iCs/>
+          <w:sz w:val="24"/>
+          <w:szCs w:val="24"/>
+        </w:rPr>
+        <w:t>Purpose:</w:t>
+      </w:r>
+      <w:r>
+        <w:rPr>
+          <w:rFonts w:ascii="Times New Roman" w:hAnsi="Times New Roman" w:cs="Times New Roman"/>
+          <w:sz w:val="24"/>
+          <w:szCs w:val="24"/>
+        </w:rPr>
+        <w:t xml:space="preserve"> Acts as the innovation baseline control group to prove that patenting didn't just randomly spike across all types of engineering fields simultaneously.</w:t>
+      </w:r>
+    </w:p>
+    <w:p>
+      <w:pPr>
+        <w:rPr>
+          <w:rFonts w:ascii="Times New Roman" w:hAnsi="Times New Roman" w:cs="Times New Roman"/>
+          <w:b/>
+          <w:bCs/>
+          <w:sz w:val="24"/>
+          <w:szCs w:val="24"/>
+        </w:rPr>
+      </w:pPr>
+      <w:r>
+        <w:rPr>
+          <w:rFonts w:ascii="Times New Roman" w:hAnsi="Times New Roman" w:cs="Times New Roman"/>
+          <w:b/>
+          <w:bCs/>
+          <w:sz w:val="24"/>
+          <w:szCs w:val="24"/>
+        </w:rPr>
+        <w:t>3. The Qualitative Matrix (Source: Corporate Disclosures)</w:t>
+      </w:r>
+    </w:p>
+    <w:p>
+      <w:pPr>
+        <w:numPr>
+          <w:ilvl w:val="0"/>
+          <w:numId w:val="5"/>
+        </w:numPr>
+        <w:rPr>
+          <w:rFonts w:ascii="Times New Roman" w:hAnsi="Times New Roman" w:cs="Times New Roman"/>
+          <w:sz w:val="24"/>
+          <w:szCs w:val="24"/>
+        </w:rPr>
+      </w:pPr>
+      <w:r>
+        <w:rPr>
+          <w:rFonts w:ascii="Times New Roman" w:hAnsi="Times New Roman" w:cs="Times New Roman"/>
+          <w:b/>
+          <w:bCs/>
+          <w:sz w:val="24"/>
+          <w:szCs w:val="24"/>
+        </w:rPr>
+        <w:t>Dataset E: corporate_matrix.xlsx</w:t>
+      </w:r>
+    </w:p>
+    <w:p>
+      <w:pPr>
+        <w:numPr>
+          <w:ilvl w:val="1"/>
+          <w:numId w:val="5"/>
+        </w:numPr>
+        <w:rPr>
+          <w:rFonts w:ascii="Times New Roman" w:hAnsi="Times New Roman" w:cs="Times New Roman"/>
+          <w:sz w:val="24"/>
+          <w:szCs w:val="24"/>
+        </w:rPr>
+      </w:pPr>
+      <w:r>
+        <w:rPr>
+          <w:rFonts w:ascii="Times New Roman" w:hAnsi="Times New Roman" w:cs="Times New Roman"/>
+          <w:i/>
+          <w:iCs/>
+          <w:sz w:val="24"/>
+          <w:szCs w:val="24"/>
+        </w:rPr>
+        <w:t>What it is:</w:t>
+      </w:r>
+      <w:r>
+        <w:rPr>
+          <w:rFonts w:ascii="Times New Roman" w:hAnsi="Times New Roman" w:cs="Times New Roman"/>
+          <w:sz w:val="24"/>
+          <w:szCs w:val="24"/>
+        </w:rPr>
+        <w:t xml:space="preserve"> The "Before vs. After" structural text tracking grid for your </w:t>
+      </w:r>
+      <w:r>
+        <w:rPr>
+          <w:rFonts w:ascii="Times New Roman" w:hAnsi="Times New Roman" w:cs="Times New Roman"/>
+          <w:b/>
+          <w:bCs/>
+          <w:sz w:val="24"/>
+          <w:szCs w:val="24"/>
+        </w:rPr>
+        <w:t>12 global corporate giants</w:t>
+      </w:r>
+      <w:r>
+        <w:rPr>
+          <w:rFonts w:ascii="Times New Roman" w:hAnsi="Times New Roman" w:cs="Times New Roman"/>
+          <w:sz w:val="24"/>
+          <w:szCs w:val="24"/>
+        </w:rPr>
+        <w:t xml:space="preserve"> (Tata Steel, POSCO, </w:t>
+      </w:r>
+      <w:proofErr w:type="spellStart"/>
+      <w:r>
+        <w:rPr>
+          <w:rFonts w:ascii="Times New Roman" w:hAnsi="Times New Roman" w:cs="Times New Roman"/>
+          <w:sz w:val="24"/>
+          <w:szCs w:val="24"/>
+        </w:rPr>
+        <w:t>Baowu</w:t>
+      </w:r>
+      <w:proofErr w:type="spellEnd"/>
+      <w:r>
+        <w:rPr>
+          <w:rFonts w:ascii="Times New Roman" w:hAnsi="Times New Roman" w:cs="Times New Roman"/>
+          <w:sz w:val="24"/>
+          <w:szCs w:val="24"/>
+        </w:rPr>
+        <w:t>, etc.).</w:t>
+      </w:r>
+    </w:p>
+    <w:p>
+      <w:pPr>
+        <w:numPr>
+          <w:ilvl w:val="1"/>
+          <w:numId w:val="5"/>
+        </w:numPr>
+        <w:rPr>
+          <w:rFonts w:ascii="Times New Roman" w:hAnsi="Times New Roman" w:cs="Times New Roman"/>
+          <w:sz w:val="24"/>
+          <w:szCs w:val="24"/>
+        </w:rPr>
+      </w:pPr>
+      <w:r>
+        <w:rPr>
+          <w:rFonts w:ascii="Times New Roman" w:hAnsi="Times New Roman" w:cs="Times New Roman"/>
+          <w:i/>
+          <w:iCs/>
+          <w:sz w:val="24"/>
+          <w:szCs w:val="24"/>
+        </w:rPr>
+        <w:t>Purpose:</w:t>
+      </w:r>
+      <w:r>
+        <w:rPr>
+          <w:rFonts w:ascii="Times New Roman" w:hAnsi="Times New Roman" w:cs="Times New Roman"/>
+          <w:sz w:val="24"/>
+          <w:szCs w:val="24"/>
+        </w:rPr>
+        <w:t xml:space="preserve"> The "Smoking Gun" proof showing that these firms explicitly shifted their investments toward European engineering technology to dodge the carbon border penalty.</w:t>
+      </w:r>
+    </w:p>
+    <w:p>
+      <w:pPr>
+        <w:rPr>
+          <w:rFonts w:ascii="Times New Roman" w:hAnsi="Times New Roman" w:cs="Times New Roman"/>
+          <w:sz w:val="24"/>
+          <w:szCs w:val="24"/>
+        </w:rPr>
+      </w:pPr>
+    </w:p>
+    <w:p>
+      <w:pPr>
+        <w:rPr>
+          <w:rFonts w:ascii="Times New Roman" w:hAnsi="Times New Roman" w:cs="Times New Roman"/>
+          <w:sz w:val="24"/>
+          <w:szCs w:val="24"/>
+        </w:rPr>
+      </w:pPr>
+    </w:p>
+    <w:p>
+      <w:pPr>
+        <w:rPr>
+          <w:rFonts w:ascii="Times New Roman" w:hAnsi="Times New Roman" w:cs="Times New Roman"/>
+          <w:sz w:val="24"/>
+          <w:szCs w:val="24"/>
+        </w:rPr>
+      </w:pPr>
+    </w:p>
+    <w:p>
+      <w:pPr>
+        <w:rPr>
+          <w:rFonts w:ascii="Times New Roman" w:hAnsi="Times New Roman" w:cs="Times New Roman"/>
+          <w:sz w:val="24"/>
+          <w:szCs w:val="24"/>
+        </w:rPr>
+      </w:pPr>
+    </w:p>
+    <w:p>
+      <w:pPr>
+        <w:rPr>
+          <w:rFonts w:ascii="Times New Roman" w:hAnsi="Times New Roman" w:cs="Times New Roman"/>
+          <w:b/>
+          <w:bCs/>
+          <w:sz w:val="24"/>
+          <w:szCs w:val="24"/>
+        </w:rPr>
+      </w:pPr>
+      <w:r>
+        <w:rPr>
+          <w:rFonts w:ascii="Times New Roman" w:hAnsi="Times New Roman" w:cs="Times New Roman"/>
+          <w:b/>
+          <w:bCs/>
+          <w:sz w:val="24"/>
+          <w:szCs w:val="24"/>
+        </w:rPr>
+        <w:lastRenderedPageBreak/>
+        <w:t>Method A: Difference-in-Differences (</w:t>
+      </w:r>
+      <w:proofErr w:type="spellStart"/>
+      <w:r>
+        <w:rPr>
+          <w:rFonts w:ascii="Times New Roman" w:hAnsi="Times New Roman" w:cs="Times New Roman"/>
+          <w:b/>
+          <w:bCs/>
+          <w:sz w:val="24"/>
+          <w:szCs w:val="24"/>
+        </w:rPr>
+        <w:t>DiD</w:t>
+      </w:r>
+      <w:proofErr w:type="spellEnd"/>
+      <w:r>
+        <w:rPr>
+          <w:rFonts w:ascii="Times New Roman" w:hAnsi="Times New Roman" w:cs="Times New Roman"/>
+          <w:b/>
+          <w:bCs/>
+          <w:sz w:val="24"/>
+          <w:szCs w:val="24"/>
+        </w:rPr>
+        <w:t>)</w:t>
+      </w:r>
+    </w:p>
+    <w:p>
+      <w:pPr>
+        <w:rPr>
+          <w:rFonts w:ascii="Times New Roman" w:hAnsi="Times New Roman" w:cs="Times New Roman"/>
+          <w:sz w:val="24"/>
+          <w:szCs w:val="24"/>
+        </w:rPr>
+      </w:pPr>
+      <w:r>
+        <w:rPr>
+          <w:rFonts w:ascii="Times New Roman" w:hAnsi="Times New Roman" w:cs="Times New Roman"/>
+          <w:sz w:val="24"/>
+          <w:szCs w:val="24"/>
+        </w:rPr>
+        <w:t xml:space="preserve">Think of this like a medical trial. If you want to prove a new drug cures a disease, you can’t just give it to a sick patient and see if they get better. What if they got better because they drank water or rested? You need a </w:t>
+      </w:r>
+      <w:r>
+        <w:rPr>
+          <w:rFonts w:ascii="Times New Roman" w:hAnsi="Times New Roman" w:cs="Times New Roman"/>
+          <w:b/>
+          <w:bCs/>
+          <w:sz w:val="24"/>
+          <w:szCs w:val="24"/>
+        </w:rPr>
+        <w:t>Control Group</w:t>
+      </w:r>
+      <w:r>
+        <w:rPr>
+          <w:rFonts w:ascii="Times New Roman" w:hAnsi="Times New Roman" w:cs="Times New Roman"/>
+          <w:sz w:val="24"/>
+          <w:szCs w:val="24"/>
+        </w:rPr>
+        <w:t xml:space="preserve"> that takes a placebo sugar pill.</w:t>
+      </w:r>
+    </w:p>
+    <w:p>
+      <w:pPr>
+        <w:rPr>
+          <w:rFonts w:ascii="Times New Roman" w:hAnsi="Times New Roman" w:cs="Times New Roman"/>
+          <w:sz w:val="24"/>
+          <w:szCs w:val="24"/>
+        </w:rPr>
+      </w:pPr>
+      <w:r>
+        <w:rPr>
+          <w:rFonts w:ascii="Times New Roman" w:hAnsi="Times New Roman" w:cs="Times New Roman"/>
+          <w:sz w:val="24"/>
+          <w:szCs w:val="24"/>
+        </w:rPr>
+        <w:t>In your study, the EU's CBAM policy is the "drug."</w:t>
+      </w:r>
+    </w:p>
+    <w:p>
+      <w:pPr>
+        <w:numPr>
+          <w:ilvl w:val="0"/>
+          <w:numId w:val="8"/>
+        </w:numPr>
+        <w:rPr>
+          <w:rFonts w:ascii="Times New Roman" w:hAnsi="Times New Roman" w:cs="Times New Roman"/>
+          <w:sz w:val="24"/>
+          <w:szCs w:val="24"/>
+        </w:rPr>
+      </w:pPr>
+      <w:r>
+        <w:rPr>
+          <w:rFonts w:ascii="Times New Roman" w:hAnsi="Times New Roman" w:cs="Times New Roman"/>
+          <w:b/>
+          <w:bCs/>
+          <w:sz w:val="24"/>
+          <w:szCs w:val="24"/>
+        </w:rPr>
+        <w:t>Treatment Group:</w:t>
+      </w:r>
+      <w:r>
+        <w:rPr>
+          <w:rFonts w:ascii="Times New Roman" w:hAnsi="Times New Roman" w:cs="Times New Roman"/>
+          <w:sz w:val="24"/>
+          <w:szCs w:val="24"/>
+        </w:rPr>
+        <w:t xml:space="preserve"> The </w:t>
+      </w:r>
+      <w:r>
+        <w:rPr>
+          <w:rFonts w:ascii="Times New Roman" w:hAnsi="Times New Roman" w:cs="Times New Roman"/>
+          <w:b/>
+          <w:bCs/>
+          <w:sz w:val="24"/>
+          <w:szCs w:val="24"/>
+        </w:rPr>
+        <w:t>Steel Sector</w:t>
+      </w:r>
+      <w:r>
+        <w:rPr>
+          <w:rFonts w:ascii="Times New Roman" w:hAnsi="Times New Roman" w:cs="Times New Roman"/>
+          <w:sz w:val="24"/>
+          <w:szCs w:val="24"/>
+        </w:rPr>
+        <w:t xml:space="preserve"> (gets hit by the tax) [UN Comtrade Database].</w:t>
+      </w:r>
+    </w:p>
+    <w:p>
+      <w:pPr>
+        <w:numPr>
+          <w:ilvl w:val="0"/>
+          <w:numId w:val="8"/>
+        </w:numPr>
+        <w:rPr>
+          <w:rFonts w:ascii="Times New Roman" w:hAnsi="Times New Roman" w:cs="Times New Roman"/>
+          <w:sz w:val="24"/>
+          <w:szCs w:val="24"/>
+        </w:rPr>
+      </w:pPr>
+      <w:r>
+        <w:rPr>
+          <w:rFonts w:ascii="Times New Roman" w:hAnsi="Times New Roman" w:cs="Times New Roman"/>
+          <w:b/>
+          <w:bCs/>
+          <w:sz w:val="24"/>
+          <w:szCs w:val="24"/>
+        </w:rPr>
+        <w:t>Control Group:</w:t>
+      </w:r>
+      <w:r>
+        <w:rPr>
+          <w:rFonts w:ascii="Times New Roman" w:hAnsi="Times New Roman" w:cs="Times New Roman"/>
+          <w:sz w:val="24"/>
+          <w:szCs w:val="24"/>
+        </w:rPr>
+        <w:t xml:space="preserve"> The </w:t>
+      </w:r>
+      <w:r>
+        <w:rPr>
+          <w:rFonts w:ascii="Times New Roman" w:hAnsi="Times New Roman" w:cs="Times New Roman"/>
+          <w:b/>
+          <w:bCs/>
+          <w:sz w:val="24"/>
+          <w:szCs w:val="24"/>
+        </w:rPr>
+        <w:t>Textile Sector</w:t>
+      </w:r>
+      <w:r>
+        <w:rPr>
+          <w:rFonts w:ascii="Times New Roman" w:hAnsi="Times New Roman" w:cs="Times New Roman"/>
+          <w:sz w:val="24"/>
+          <w:szCs w:val="24"/>
+        </w:rPr>
+        <w:t xml:space="preserve"> (completely untouched by the tax) [UN Comtrade Database].</w:t>
+      </w:r>
+    </w:p>
+    <w:p>
+      <w:pPr>
+        <w:rPr>
+          <w:rFonts w:ascii="Times New Roman" w:hAnsi="Times New Roman" w:cs="Times New Roman"/>
+          <w:sz w:val="24"/>
+          <w:szCs w:val="24"/>
+        </w:rPr>
+      </w:pPr>
+      <w:r>
+        <w:rPr>
+          <w:rFonts w:ascii="Times New Roman" w:hAnsi="Times New Roman" w:cs="Times New Roman"/>
+          <w:sz w:val="24"/>
+          <w:szCs w:val="24"/>
+        </w:rPr>
+        <w:t xml:space="preserve">By comparing both sectors </w:t>
+      </w:r>
+      <w:r>
+        <w:rPr>
+          <w:rFonts w:ascii="Times New Roman" w:hAnsi="Times New Roman" w:cs="Times New Roman"/>
+          <w:i/>
+          <w:iCs/>
+          <w:sz w:val="24"/>
+          <w:szCs w:val="24"/>
+        </w:rPr>
+        <w:t>simultaneously</w:t>
+      </w:r>
+      <w:r>
+        <w:rPr>
+          <w:rFonts w:ascii="Times New Roman" w:hAnsi="Times New Roman" w:cs="Times New Roman"/>
+          <w:sz w:val="24"/>
+          <w:szCs w:val="24"/>
+        </w:rPr>
+        <w:t xml:space="preserve"> across the 2018–2025 timeline, you filter out background world noise. If a massive global event like the post-COVID recovery caused patenting to jump across </w:t>
+      </w:r>
+      <w:r>
+        <w:rPr>
+          <w:rFonts w:ascii="Times New Roman" w:hAnsi="Times New Roman" w:cs="Times New Roman"/>
+          <w:i/>
+          <w:iCs/>
+          <w:sz w:val="24"/>
+          <w:szCs w:val="24"/>
+        </w:rPr>
+        <w:t>all</w:t>
+      </w:r>
+      <w:r>
+        <w:rPr>
+          <w:rFonts w:ascii="Times New Roman" w:hAnsi="Times New Roman" w:cs="Times New Roman"/>
+          <w:sz w:val="24"/>
+          <w:szCs w:val="24"/>
+        </w:rPr>
+        <w:t xml:space="preserve"> engineering fields, your control group (textiles) will capture it. But if the EU policy truly caused a shift, </w:t>
+      </w:r>
+      <w:r>
+        <w:rPr>
+          <w:rFonts w:ascii="Times New Roman" w:hAnsi="Times New Roman" w:cs="Times New Roman"/>
+          <w:b/>
+          <w:bCs/>
+          <w:sz w:val="24"/>
+          <w:szCs w:val="24"/>
+        </w:rPr>
+        <w:t>your treatment group (steel) will show a massive spike that the textile sector completely flatlines through.</w:t>
+      </w:r>
+    </w:p>
+    <w:p>
+      <w:pPr>
+        <w:rPr>
+          <w:rFonts w:ascii="Times New Roman" w:hAnsi="Times New Roman" w:cs="Times New Roman"/>
+          <w:b/>
+          <w:bCs/>
+          <w:sz w:val="24"/>
+          <w:szCs w:val="24"/>
+        </w:rPr>
+      </w:pPr>
+      <w:r>
+        <w:rPr>
+          <w:rFonts w:ascii="Times New Roman" w:hAnsi="Times New Roman" w:cs="Times New Roman"/>
+          <w:b/>
+          <w:bCs/>
+          <w:sz w:val="24"/>
+          <w:szCs w:val="24"/>
+        </w:rPr>
+        <w:t>Method B: High-Dimensional Fixed Effects (absorb)</w:t>
+      </w:r>
+    </w:p>
+    <w:p>
+      <w:pPr>
+        <w:rPr>
+          <w:rFonts w:ascii="Times New Roman" w:hAnsi="Times New Roman" w:cs="Times New Roman"/>
+          <w:sz w:val="24"/>
+          <w:szCs w:val="24"/>
+        </w:rPr>
+      </w:pPr>
+      <w:r>
+        <w:rPr>
+          <w:rFonts w:ascii="Times New Roman" w:hAnsi="Times New Roman" w:cs="Times New Roman"/>
+          <w:sz w:val="24"/>
+          <w:szCs w:val="24"/>
+        </w:rPr>
+        <w:t xml:space="preserve">In a standard regression, if you forget to include a variable like "exchange rate fluctuations" or "local inflation," your results become biased. This is called </w:t>
+      </w:r>
+      <w:r>
+        <w:rPr>
+          <w:rFonts w:ascii="Times New Roman" w:hAnsi="Times New Roman" w:cs="Times New Roman"/>
+          <w:b/>
+          <w:bCs/>
+          <w:sz w:val="24"/>
+          <w:szCs w:val="24"/>
+        </w:rPr>
+        <w:t>Omitted Variable Bias</w:t>
+      </w:r>
+      <w:r>
+        <w:rPr>
+          <w:rFonts w:ascii="Times New Roman" w:hAnsi="Times New Roman" w:cs="Times New Roman"/>
+          <w:sz w:val="24"/>
+          <w:szCs w:val="24"/>
+        </w:rPr>
+        <w:t>.</w:t>
+      </w:r>
+    </w:p>
+    <w:p>
+      <w:pPr>
+        <w:rPr>
+          <w:rFonts w:ascii="Times New Roman" w:hAnsi="Times New Roman" w:cs="Times New Roman"/>
+          <w:sz w:val="24"/>
+          <w:szCs w:val="24"/>
+        </w:rPr>
+      </w:pPr>
+      <w:r>
+        <w:rPr>
+          <w:rFonts w:ascii="Times New Roman" w:hAnsi="Times New Roman" w:cs="Times New Roman"/>
+          <w:sz w:val="24"/>
+          <w:szCs w:val="24"/>
+        </w:rPr>
+        <w:t xml:space="preserve">To solve this, modern economists use </w:t>
+      </w:r>
+      <w:r>
+        <w:rPr>
+          <w:rFonts w:ascii="Times New Roman" w:hAnsi="Times New Roman" w:cs="Times New Roman"/>
+          <w:b/>
+          <w:bCs/>
+          <w:sz w:val="24"/>
+          <w:szCs w:val="24"/>
+        </w:rPr>
+        <w:t>High-Dimensional Fixed Effects</w:t>
+      </w:r>
+      <w:r>
+        <w:rPr>
+          <w:rFonts w:ascii="Times New Roman" w:hAnsi="Times New Roman" w:cs="Times New Roman"/>
+          <w:sz w:val="24"/>
+          <w:szCs w:val="24"/>
+        </w:rPr>
+        <w:t xml:space="preserve">. By typing </w:t>
+      </w:r>
+      <w:proofErr w:type="gramStart"/>
+      <w:r>
+        <w:rPr>
+          <w:rFonts w:ascii="Times New Roman" w:hAnsi="Times New Roman" w:cs="Times New Roman"/>
+          <w:sz w:val="24"/>
+          <w:szCs w:val="24"/>
+        </w:rPr>
+        <w:t>absorb(</w:t>
+      </w:r>
+      <w:proofErr w:type="spellStart"/>
+      <w:proofErr w:type="gramEnd"/>
+      <w:r>
+        <w:rPr>
+          <w:rFonts w:ascii="Times New Roman" w:hAnsi="Times New Roman" w:cs="Times New Roman"/>
+          <w:sz w:val="24"/>
+          <w:szCs w:val="24"/>
+        </w:rPr>
+        <w:t>export_country#year</w:t>
+      </w:r>
+      <w:proofErr w:type="spellEnd"/>
+      <w:r>
+        <w:rPr>
+          <w:rFonts w:ascii="Times New Roman" w:hAnsi="Times New Roman" w:cs="Times New Roman"/>
+          <w:sz w:val="24"/>
+          <w:szCs w:val="24"/>
+        </w:rPr>
+        <w:t xml:space="preserve"> </w:t>
+      </w:r>
+      <w:proofErr w:type="spellStart"/>
+      <w:r>
+        <w:rPr>
+          <w:rFonts w:ascii="Times New Roman" w:hAnsi="Times New Roman" w:cs="Times New Roman"/>
+          <w:sz w:val="24"/>
+          <w:szCs w:val="24"/>
+        </w:rPr>
+        <w:t>import_country#year</w:t>
+      </w:r>
+      <w:proofErr w:type="spellEnd"/>
+      <w:r>
+        <w:rPr>
+          <w:rFonts w:ascii="Times New Roman" w:hAnsi="Times New Roman" w:cs="Times New Roman"/>
+          <w:sz w:val="24"/>
+          <w:szCs w:val="24"/>
+        </w:rPr>
+        <w:t xml:space="preserve">), you are telling Stata to create a unique statistical dummy variable for </w:t>
+      </w:r>
+      <w:r>
+        <w:rPr>
+          <w:rFonts w:ascii="Times New Roman" w:hAnsi="Times New Roman" w:cs="Times New Roman"/>
+          <w:i/>
+          <w:iCs/>
+          <w:sz w:val="24"/>
+          <w:szCs w:val="24"/>
+        </w:rPr>
+        <w:t>every single country combination in every single year</w:t>
+      </w:r>
+      <w:r>
+        <w:rPr>
+          <w:rFonts w:ascii="Times New Roman" w:hAnsi="Times New Roman" w:cs="Times New Roman"/>
+          <w:sz w:val="24"/>
+          <w:szCs w:val="24"/>
+        </w:rPr>
+        <w:t>.</w:t>
+      </w:r>
+    </w:p>
+    <w:p>
+      <w:pPr>
+        <w:numPr>
+          <w:ilvl w:val="0"/>
+          <w:numId w:val="9"/>
+        </w:numPr>
+        <w:rPr>
+          <w:rFonts w:ascii="Times New Roman" w:hAnsi="Times New Roman" w:cs="Times New Roman"/>
+          <w:sz w:val="24"/>
+          <w:szCs w:val="24"/>
+        </w:rPr>
+      </w:pPr>
+      <w:r>
+        <w:rPr>
+          <w:rFonts w:ascii="Times New Roman" w:hAnsi="Times New Roman" w:cs="Times New Roman"/>
+          <w:b/>
+          <w:bCs/>
+          <w:sz w:val="24"/>
+          <w:szCs w:val="24"/>
+        </w:rPr>
+        <w:t>The Intuition:</w:t>
+      </w:r>
+      <w:r>
+        <w:rPr>
+          <w:rFonts w:ascii="Times New Roman" w:hAnsi="Times New Roman" w:cs="Times New Roman"/>
+          <w:sz w:val="24"/>
+          <w:szCs w:val="24"/>
+        </w:rPr>
+        <w:t xml:space="preserve"> It mathematically sucks up and deletes </w:t>
+      </w:r>
+      <w:r>
+        <w:rPr>
+          <w:rFonts w:ascii="Times New Roman" w:hAnsi="Times New Roman" w:cs="Times New Roman"/>
+          <w:i/>
+          <w:iCs/>
+          <w:sz w:val="24"/>
+          <w:szCs w:val="24"/>
+        </w:rPr>
+        <w:t>all unobserved macro noise in the world</w:t>
+      </w:r>
+      <w:r>
+        <w:rPr>
+          <w:rFonts w:ascii="Times New Roman" w:hAnsi="Times New Roman" w:cs="Times New Roman"/>
+          <w:sz w:val="24"/>
+          <w:szCs w:val="24"/>
+        </w:rPr>
+        <w:t xml:space="preserve">—fluctuations in the Chinese Yuan, political shifts in Turkey, supply chain disruptions in Rotterdam, or green domestic subsidies in India—automatically. It forces the computer to look </w:t>
+      </w:r>
+      <w:r>
+        <w:rPr>
+          <w:rFonts w:ascii="Times New Roman" w:hAnsi="Times New Roman" w:cs="Times New Roman"/>
+          <w:i/>
+          <w:iCs/>
+          <w:sz w:val="24"/>
+          <w:szCs w:val="24"/>
+        </w:rPr>
+        <w:t>only</w:t>
+      </w:r>
+      <w:r>
+        <w:rPr>
+          <w:rFonts w:ascii="Times New Roman" w:hAnsi="Times New Roman" w:cs="Times New Roman"/>
+          <w:sz w:val="24"/>
+          <w:szCs w:val="24"/>
+        </w:rPr>
+        <w:t xml:space="preserve"> at the pure policy variance within the sectors.</w:t>
+      </w:r>
+    </w:p>
+    <w:p>
+      <w:pPr>
+        <w:rPr>
+          <w:rFonts w:ascii="Times New Roman" w:hAnsi="Times New Roman" w:cs="Times New Roman"/>
+          <w:b/>
+          <w:bCs/>
+          <w:sz w:val="24"/>
+          <w:szCs w:val="24"/>
+        </w:rPr>
+      </w:pPr>
+      <w:r>
+        <w:rPr>
+          <w:rFonts w:ascii="Times New Roman" w:hAnsi="Times New Roman" w:cs="Times New Roman"/>
+          <w:b/>
+          <w:bCs/>
+          <w:sz w:val="24"/>
+          <w:szCs w:val="24"/>
+        </w:rPr>
+        <w:t>Method C: PPML (Poisson Pseudo-Maximum Likelihood)</w:t>
+      </w:r>
+    </w:p>
+    <w:p>
+      <w:pPr>
+        <w:rPr>
+          <w:rFonts w:ascii="Times New Roman" w:hAnsi="Times New Roman" w:cs="Times New Roman"/>
+          <w:sz w:val="24"/>
+          <w:szCs w:val="24"/>
+        </w:rPr>
+      </w:pPr>
+      <w:r>
+        <w:rPr>
+          <w:rFonts w:ascii="Times New Roman" w:hAnsi="Times New Roman" w:cs="Times New Roman"/>
+          <w:sz w:val="24"/>
+          <w:szCs w:val="24"/>
+        </w:rPr>
+        <w:t xml:space="preserve">This is a specialized non-linear estimation method developed by economists J.M.C. Santos Silva and Silvana </w:t>
+      </w:r>
+      <w:proofErr w:type="spellStart"/>
+      <w:r>
+        <w:rPr>
+          <w:rFonts w:ascii="Times New Roman" w:hAnsi="Times New Roman" w:cs="Times New Roman"/>
+          <w:sz w:val="24"/>
+          <w:szCs w:val="24"/>
+        </w:rPr>
+        <w:t>Tenreyro</w:t>
+      </w:r>
+      <w:proofErr w:type="spellEnd"/>
+      <w:r>
+        <w:rPr>
+          <w:rFonts w:ascii="Times New Roman" w:hAnsi="Times New Roman" w:cs="Times New Roman"/>
+          <w:sz w:val="24"/>
+          <w:szCs w:val="24"/>
+        </w:rPr>
+        <w:t xml:space="preserve"> in 2006.</w:t>
+      </w:r>
+    </w:p>
+    <w:p>
+      <w:pPr>
+        <w:rPr>
+          <w:rFonts w:ascii="Times New Roman" w:hAnsi="Times New Roman" w:cs="Times New Roman"/>
+          <w:sz w:val="24"/>
+          <w:szCs w:val="24"/>
+        </w:rPr>
+      </w:pPr>
+      <w:r>
+        <w:rPr>
+          <w:rFonts w:ascii="Times New Roman" w:hAnsi="Times New Roman" w:cs="Times New Roman"/>
+          <w:sz w:val="24"/>
+          <w:szCs w:val="24"/>
+        </w:rPr>
+        <w:t>In traditional economics, researchers used standard linear regressions (OLS), which assume that data follows a smooth, continuous bell curve. However, your dependent variable (</w:t>
+      </w:r>
+      <w:r>
+        <w:rPr>
+          <w:rFonts w:ascii="Times New Roman" w:hAnsi="Times New Roman" w:cs="Times New Roman"/>
+          <w:b/>
+          <w:bCs/>
+          <w:sz w:val="24"/>
+          <w:szCs w:val="24"/>
+        </w:rPr>
+        <w:t>Patent Counts</w:t>
+      </w:r>
+      <w:r>
+        <w:rPr>
+          <w:rFonts w:ascii="Times New Roman" w:hAnsi="Times New Roman" w:cs="Times New Roman"/>
+          <w:sz w:val="24"/>
+          <w:szCs w:val="24"/>
+        </w:rPr>
+        <w:t xml:space="preserve">) is </w:t>
+      </w:r>
+      <w:r>
+        <w:rPr>
+          <w:rFonts w:ascii="Times New Roman" w:hAnsi="Times New Roman" w:cs="Times New Roman"/>
+          <w:b/>
+          <w:bCs/>
+          <w:sz w:val="24"/>
+          <w:szCs w:val="24"/>
+        </w:rPr>
+        <w:t>Count Data</w:t>
+      </w:r>
+      <w:r>
+        <w:rPr>
+          <w:rFonts w:ascii="Times New Roman" w:hAnsi="Times New Roman" w:cs="Times New Roman"/>
+          <w:sz w:val="24"/>
+          <w:szCs w:val="24"/>
+        </w:rPr>
+        <w:t xml:space="preserve">. It consists of non-negative whole integers (0, 1, 48, 3227). Furthermore, patent datasets contain many years with </w:t>
+      </w:r>
+      <w:r>
+        <w:rPr>
+          <w:rFonts w:ascii="Times New Roman" w:hAnsi="Times New Roman" w:cs="Times New Roman"/>
+          <w:b/>
+          <w:bCs/>
+          <w:sz w:val="24"/>
+          <w:szCs w:val="24"/>
+        </w:rPr>
+        <w:t>exact zeros</w:t>
+      </w:r>
+      <w:r>
+        <w:rPr>
+          <w:rFonts w:ascii="Times New Roman" w:hAnsi="Times New Roman" w:cs="Times New Roman"/>
+          <w:sz w:val="24"/>
+          <w:szCs w:val="24"/>
+        </w:rPr>
+        <w:t xml:space="preserve"> and are highly skewed. OLS breaks down completely when faced with zero-skewed count columns. </w:t>
+      </w:r>
+      <w:r>
+        <w:rPr>
+          <w:rFonts w:ascii="Times New Roman" w:hAnsi="Times New Roman" w:cs="Times New Roman"/>
+          <w:b/>
+          <w:bCs/>
+          <w:sz w:val="24"/>
+          <w:szCs w:val="24"/>
+        </w:rPr>
+        <w:t>PPML was invented specifically to estimate gravity trade equations using raw counts and zeros perfectly.</w:t>
+      </w:r>
+    </w:p>
+    <w:p>
+      <w:pPr>
+        <w:rPr>
+          <w:rFonts w:ascii="Times New Roman" w:hAnsi="Times New Roman" w:cs="Times New Roman"/>
+          <w:sz w:val="24"/>
+          <w:szCs w:val="24"/>
+        </w:rPr>
+      </w:pPr>
+      <w:r>
+        <w:rPr>
+          <w:rFonts w:ascii="Times New Roman" w:hAnsi="Times New Roman" w:cs="Times New Roman"/>
+          <w:sz w:val="24"/>
+          <w:szCs w:val="24"/>
+        </w:rPr>
+        <w:pict w14:anchorId="3154D57A">
+          <v:rect id="_x0000_i1124" style="width:0;height:1.5pt" o:hralign="center" o:hrstd="t" o:hr="t" fillcolor="#a0a0a0" stroked="f"/>
+        </w:pict>
+      </w:r>
+    </w:p>
+    <w:p>
+      <w:pPr>
+        <w:rPr>
+          <w:rFonts w:ascii="Times New Roman" w:hAnsi="Times New Roman" w:cs="Times New Roman"/>
+          <w:b/>
+          <w:bCs/>
+          <w:sz w:val="24"/>
+          <w:szCs w:val="24"/>
+        </w:rPr>
+      </w:pPr>
+      <w:r>
+        <w:rPr>
+          <w:rFonts w:ascii="Segoe UI Emoji" w:hAnsi="Segoe UI Emoji" w:cs="Segoe UI Emoji"/>
+          <w:b/>
+          <w:bCs/>
+          <w:sz w:val="24"/>
+          <w:szCs w:val="24"/>
+        </w:rPr>
+        <w:t>🔍</w:t>
+      </w:r>
+      <w:r>
+        <w:rPr>
+          <w:rFonts w:ascii="Times New Roman" w:hAnsi="Times New Roman" w:cs="Times New Roman"/>
+          <w:b/>
+          <w:bCs/>
+          <w:sz w:val="24"/>
+          <w:szCs w:val="24"/>
+        </w:rPr>
+        <w:t xml:space="preserve"> 2. Why No Scaling of Data is Needed Here!</w:t>
+      </w:r>
+    </w:p>
+    <w:p>
+      <w:pPr>
+        <w:rPr>
+          <w:rFonts w:ascii="Times New Roman" w:hAnsi="Times New Roman" w:cs="Times New Roman"/>
+          <w:sz w:val="24"/>
+          <w:szCs w:val="24"/>
+        </w:rPr>
+      </w:pPr>
+      <w:r>
+        <w:rPr>
+          <w:rFonts w:ascii="Times New Roman" w:hAnsi="Times New Roman" w:cs="Times New Roman"/>
+          <w:sz w:val="24"/>
+          <w:szCs w:val="24"/>
+        </w:rPr>
+        <w:t xml:space="preserve">You asked: </w:t>
+      </w:r>
+      <w:r>
+        <w:rPr>
+          <w:rFonts w:ascii="Times New Roman" w:hAnsi="Times New Roman" w:cs="Times New Roman"/>
+          <w:i/>
+          <w:iCs/>
+          <w:sz w:val="24"/>
+          <w:szCs w:val="24"/>
+        </w:rPr>
+        <w:t>Is there no scaling of data needed for this method?</w:t>
+      </w:r>
+    </w:p>
+    <w:p>
+      <w:pPr>
+        <w:rPr>
+          <w:rFonts w:ascii="Times New Roman" w:hAnsi="Times New Roman" w:cs="Times New Roman"/>
+          <w:sz w:val="24"/>
+          <w:szCs w:val="24"/>
+        </w:rPr>
+      </w:pPr>
+      <w:r>
+        <w:rPr>
+          <w:rFonts w:ascii="Times New Roman" w:hAnsi="Times New Roman" w:cs="Times New Roman"/>
+          <w:b/>
+          <w:bCs/>
+          <w:sz w:val="24"/>
+          <w:szCs w:val="24"/>
+        </w:rPr>
+        <w:t>You are entirely correct. For PPML, we do not scale or log-transform the patent counts!</w:t>
+      </w:r>
+    </w:p>
+    <w:p>
+      <w:pPr>
+        <w:rPr>
+          <w:rFonts w:ascii="Times New Roman" w:hAnsi="Times New Roman" w:cs="Times New Roman"/>
+          <w:sz w:val="24"/>
+          <w:szCs w:val="24"/>
+        </w:rPr>
+      </w:pPr>
+      <w:r>
+        <w:rPr>
+          <w:rFonts w:ascii="Times New Roman" w:hAnsi="Times New Roman" w:cs="Times New Roman"/>
+          <w:sz w:val="24"/>
+          <w:szCs w:val="24"/>
+        </w:rPr>
+        <w:lastRenderedPageBreak/>
+        <w:t xml:space="preserve">In our previous discussion, I mentioned logging trade values and applying the Inverse Hyperbolic Sine (IHS) transformation to patents. That scaling is only required if you are running an </w:t>
+      </w:r>
+      <w:r>
+        <w:rPr>
+          <w:rFonts w:ascii="Times New Roman" w:hAnsi="Times New Roman" w:cs="Times New Roman"/>
+          <w:b/>
+          <w:bCs/>
+          <w:sz w:val="24"/>
+          <w:szCs w:val="24"/>
+        </w:rPr>
+        <w:t>OLS linear model</w:t>
+      </w:r>
+      <w:r>
+        <w:rPr>
+          <w:rFonts w:ascii="Times New Roman" w:hAnsi="Times New Roman" w:cs="Times New Roman"/>
+          <w:sz w:val="24"/>
+          <w:szCs w:val="24"/>
+        </w:rPr>
+        <w:t>.</w:t>
+      </w:r>
+    </w:p>
+    <w:p>
+      <w:pPr>
+        <w:rPr>
+          <w:rFonts w:ascii="Times New Roman" w:hAnsi="Times New Roman" w:cs="Times New Roman"/>
+          <w:sz w:val="24"/>
+          <w:szCs w:val="24"/>
+        </w:rPr>
+      </w:pPr>
+      <w:r>
+        <w:rPr>
+          <w:rFonts w:ascii="Times New Roman" w:hAnsi="Times New Roman" w:cs="Times New Roman"/>
+          <w:sz w:val="24"/>
+          <w:szCs w:val="24"/>
+        </w:rPr>
+        <w:t xml:space="preserve">Because </w:t>
+      </w:r>
+      <w:r>
+        <w:rPr>
+          <w:rFonts w:ascii="Times New Roman" w:hAnsi="Times New Roman" w:cs="Times New Roman"/>
+          <w:b/>
+          <w:bCs/>
+          <w:sz w:val="24"/>
+          <w:szCs w:val="24"/>
+        </w:rPr>
+        <w:t>PPML is a non-linear exponential model</w:t>
+      </w:r>
+      <w:r>
+        <w:rPr>
+          <w:rFonts w:ascii="Times New Roman" w:hAnsi="Times New Roman" w:cs="Times New Roman"/>
+          <w:sz w:val="24"/>
+          <w:szCs w:val="24"/>
+        </w:rPr>
+        <w:t>, its mathematical engine naturally handles the massive difference in scale between billions of trade dollars and small patent counts. It models the raw counts directly as an exponential function of your variables:</w:t>
+      </w:r>
+    </w:p>
+    <w:p>
+      <w:pPr>
+        <w:rPr>
+          <w:rFonts w:ascii="Times New Roman" w:hAnsi="Times New Roman" w:cs="Times New Roman"/>
+          <w:sz w:val="24"/>
+          <w:szCs w:val="24"/>
+        </w:rPr>
+      </w:pPr>
+      <w:proofErr w:type="gramStart"/>
+      <w:r>
+        <w:rPr>
+          <w:rFonts w:ascii="Times New Roman" w:hAnsi="Times New Roman" w:cs="Times New Roman"/>
+          <w:sz w:val="24"/>
+          <w:szCs w:val="24"/>
+        </w:rPr>
+        <w:t>\(</w:t>
+      </w:r>
+      <w:proofErr w:type="gramEnd"/>
+      <w:r>
+        <w:rPr>
+          <w:rFonts w:ascii="Times New Roman" w:hAnsi="Times New Roman" w:cs="Times New Roman"/>
+          <w:sz w:val="24"/>
+          <w:szCs w:val="24"/>
+        </w:rPr>
+        <w:t>\</w:t>
+      </w:r>
+      <w:proofErr w:type="gramStart"/>
+      <w:r>
+        <w:rPr>
+          <w:rFonts w:ascii="Times New Roman" w:hAnsi="Times New Roman" w:cs="Times New Roman"/>
+          <w:sz w:val="24"/>
+          <w:szCs w:val="24"/>
+        </w:rPr>
+        <w:t>text{</w:t>
+      </w:r>
+      <w:proofErr w:type="gramEnd"/>
+      <w:r>
+        <w:rPr>
+          <w:rFonts w:ascii="Times New Roman" w:hAnsi="Times New Roman" w:cs="Times New Roman"/>
+          <w:sz w:val="24"/>
+          <w:szCs w:val="24"/>
+        </w:rPr>
+        <w:t xml:space="preserve">Expected\ </w:t>
+      </w:r>
+      <w:proofErr w:type="gramStart"/>
+      <w:r>
+        <w:rPr>
+          <w:rFonts w:ascii="Times New Roman" w:hAnsi="Times New Roman" w:cs="Times New Roman"/>
+          <w:sz w:val="24"/>
+          <w:szCs w:val="24"/>
+        </w:rPr>
+        <w:t>Patents}=</w:t>
+      </w:r>
+      <w:proofErr w:type="gramEnd"/>
+      <w:r>
+        <w:rPr>
+          <w:rFonts w:ascii="Times New Roman" w:hAnsi="Times New Roman" w:cs="Times New Roman"/>
+          <w:sz w:val="24"/>
+          <w:szCs w:val="24"/>
+        </w:rPr>
+        <w:t xml:space="preserve">\exp (\beta </w:t>
+      </w:r>
+      <w:proofErr w:type="gramStart"/>
+      <w:r>
+        <w:rPr>
+          <w:rFonts w:ascii="Times New Roman" w:hAnsi="Times New Roman" w:cs="Times New Roman"/>
+          <w:sz w:val="24"/>
+          <w:szCs w:val="24"/>
+        </w:rPr>
+        <w:t>_{0}+</w:t>
+      </w:r>
+      <w:proofErr w:type="gramEnd"/>
+      <w:r>
+        <w:rPr>
+          <w:rFonts w:ascii="Times New Roman" w:hAnsi="Times New Roman" w:cs="Times New Roman"/>
+          <w:sz w:val="24"/>
+          <w:szCs w:val="24"/>
+        </w:rPr>
+        <w:t>\beta _{</w:t>
+      </w:r>
+      <w:proofErr w:type="gramStart"/>
+      <w:r>
+        <w:rPr>
+          <w:rFonts w:ascii="Times New Roman" w:hAnsi="Times New Roman" w:cs="Times New Roman"/>
+          <w:sz w:val="24"/>
+          <w:szCs w:val="24"/>
+        </w:rPr>
+        <w:t>1}(</w:t>
+      </w:r>
+      <w:proofErr w:type="gramEnd"/>
+      <w:r>
+        <w:rPr>
+          <w:rFonts w:ascii="Times New Roman" w:hAnsi="Times New Roman" w:cs="Times New Roman"/>
+          <w:sz w:val="24"/>
+          <w:szCs w:val="24"/>
+        </w:rPr>
+        <w:t>\text{did\_interaction</w:t>
+      </w:r>
+      <w:proofErr w:type="gramStart"/>
+      <w:r>
+        <w:rPr>
+          <w:rFonts w:ascii="Times New Roman" w:hAnsi="Times New Roman" w:cs="Times New Roman"/>
+          <w:sz w:val="24"/>
+          <w:szCs w:val="24"/>
+        </w:rPr>
+        <w:t>})+</w:t>
+      </w:r>
+      <w:proofErr w:type="gramEnd"/>
+      <w:r>
+        <w:rPr>
+          <w:rFonts w:ascii="Times New Roman" w:hAnsi="Times New Roman" w:cs="Times New Roman"/>
+          <w:sz w:val="24"/>
+          <w:szCs w:val="24"/>
+        </w:rPr>
+        <w:t xml:space="preserve">\beta </w:t>
+      </w:r>
+      <w:proofErr w:type="gramStart"/>
+      <w:r>
+        <w:rPr>
+          <w:rFonts w:ascii="Times New Roman" w:hAnsi="Times New Roman" w:cs="Times New Roman"/>
+          <w:sz w:val="24"/>
+          <w:szCs w:val="24"/>
+        </w:rPr>
+        <w:t>_{2}(</w:t>
+      </w:r>
+      <w:proofErr w:type="gramEnd"/>
+      <w:r>
+        <w:rPr>
+          <w:rFonts w:ascii="Times New Roman" w:hAnsi="Times New Roman" w:cs="Times New Roman"/>
+          <w:sz w:val="24"/>
+          <w:szCs w:val="24"/>
+        </w:rPr>
+        <w:t>\ln (\text{trade\_value}</w:t>
+      </w:r>
+      <w:proofErr w:type="gramStart"/>
+      <w:r>
+        <w:rPr>
+          <w:rFonts w:ascii="Times New Roman" w:hAnsi="Times New Roman" w:cs="Times New Roman"/>
+          <w:sz w:val="24"/>
+          <w:szCs w:val="24"/>
+        </w:rPr>
+        <w:t>))+</w:t>
+      </w:r>
+      <w:proofErr w:type="gramEnd"/>
+      <w:r>
+        <w:rPr>
+          <w:rFonts w:ascii="Times New Roman" w:hAnsi="Times New Roman" w:cs="Times New Roman"/>
+          <w:sz w:val="24"/>
+          <w:szCs w:val="24"/>
+        </w:rPr>
+        <w:t>\</w:t>
+      </w:r>
+      <w:proofErr w:type="gramStart"/>
+      <w:r>
+        <w:rPr>
+          <w:rFonts w:ascii="Times New Roman" w:hAnsi="Times New Roman" w:cs="Times New Roman"/>
+          <w:sz w:val="24"/>
+          <w:szCs w:val="24"/>
+        </w:rPr>
+        <w:t>text{</w:t>
+      </w:r>
+      <w:proofErr w:type="gramEnd"/>
+      <w:r>
+        <w:rPr>
+          <w:rFonts w:ascii="Times New Roman" w:hAnsi="Times New Roman" w:cs="Times New Roman"/>
+          <w:sz w:val="24"/>
+          <w:szCs w:val="24"/>
+        </w:rPr>
+        <w:t>Fixed\ Effects</w:t>
+      </w:r>
+      <w:proofErr w:type="gramStart"/>
+      <w:r>
+        <w:rPr>
+          <w:rFonts w:ascii="Times New Roman" w:hAnsi="Times New Roman" w:cs="Times New Roman"/>
+          <w:sz w:val="24"/>
+          <w:szCs w:val="24"/>
+        </w:rPr>
+        <w:t>})\</w:t>
+      </w:r>
+      <w:proofErr w:type="gramEnd"/>
+      <w:r>
+        <w:rPr>
+          <w:rFonts w:ascii="Times New Roman" w:hAnsi="Times New Roman" w:cs="Times New Roman"/>
+          <w:sz w:val="24"/>
+          <w:szCs w:val="24"/>
+        </w:rPr>
+        <w:t>)</w:t>
+      </w:r>
+    </w:p>
+    <w:p>
+      <w:pPr>
+        <w:rPr>
+          <w:rFonts w:ascii="Times New Roman" w:hAnsi="Times New Roman" w:cs="Times New Roman"/>
+          <w:sz w:val="24"/>
+          <w:szCs w:val="24"/>
+        </w:rPr>
+      </w:pPr>
+      <w:r>
+        <w:rPr>
+          <w:rFonts w:ascii="Times New Roman" w:hAnsi="Times New Roman" w:cs="Times New Roman"/>
+          <w:sz w:val="24"/>
+          <w:szCs w:val="24"/>
+        </w:rPr>
+        <w:t xml:space="preserve">Stata automatically handles the scaling behind the scenes. You pass the raw patent counts (3227, 0) directly into the model, and the resulting </w:t>
+      </w:r>
+      <w:proofErr w:type="gramStart"/>
+      <w:r>
+        <w:rPr>
+          <w:rFonts w:ascii="Times New Roman" w:hAnsi="Times New Roman" w:cs="Times New Roman"/>
+          <w:sz w:val="24"/>
+          <w:szCs w:val="24"/>
+        </w:rPr>
+        <w:t>\(</w:t>
+      </w:r>
+      <w:proofErr w:type="gramEnd"/>
+      <w:r>
+        <w:rPr>
+          <w:rFonts w:ascii="Times New Roman" w:hAnsi="Times New Roman" w:cs="Times New Roman"/>
+          <w:sz w:val="24"/>
+          <w:szCs w:val="24"/>
+        </w:rPr>
+        <w:t xml:space="preserve">\beta </w:t>
+      </w:r>
+      <w:proofErr w:type="gramStart"/>
+      <w:r>
+        <w:rPr>
+          <w:rFonts w:ascii="Times New Roman" w:hAnsi="Times New Roman" w:cs="Times New Roman"/>
+          <w:sz w:val="24"/>
+          <w:szCs w:val="24"/>
+        </w:rPr>
+        <w:t>_{1}\</w:t>
+      </w:r>
+      <w:proofErr w:type="gramEnd"/>
+      <w:r>
+        <w:rPr>
+          <w:rFonts w:ascii="Times New Roman" w:hAnsi="Times New Roman" w:cs="Times New Roman"/>
+          <w:sz w:val="24"/>
+          <w:szCs w:val="24"/>
+        </w:rPr>
+        <w:t>) coefficient can still be read beautifully as a percentage change!</w:t>
+      </w:r>
+    </w:p>
+    <w:p>
+      <w:pPr>
+        <w:rPr>
+          <w:rFonts w:ascii="Times New Roman" w:hAnsi="Times New Roman" w:cs="Times New Roman"/>
+          <w:sz w:val="24"/>
+          <w:szCs w:val="24"/>
+        </w:rPr>
+      </w:pPr>
+      <w:r>
+        <w:rPr>
+          <w:rFonts w:ascii="Times New Roman" w:hAnsi="Times New Roman" w:cs="Times New Roman"/>
+          <w:sz w:val="24"/>
+          <w:szCs w:val="24"/>
+        </w:rPr>
+        <w:pict w14:anchorId="1E8E753A">
+          <v:rect id="_x0000_i1125" style="width:0;height:1.5pt" o:hralign="center" o:hrstd="t" o:hr="t" fillcolor="#a0a0a0" stroked="f"/>
+        </w:pict>
+      </w:r>
+    </w:p>
+    <w:p>
+      <w:pPr>
+        <w:rPr>
+          <w:rFonts w:ascii="Times New Roman" w:hAnsi="Times New Roman" w:cs="Times New Roman"/>
+          <w:b/>
+          <w:bCs/>
+          <w:sz w:val="24"/>
+          <w:szCs w:val="24"/>
+        </w:rPr>
+      </w:pPr>
+      <w:r>
+        <w:rPr>
+          <w:rFonts w:ascii="Segoe UI Emoji" w:hAnsi="Segoe UI Emoji" w:cs="Segoe UI Emoji"/>
+          <w:b/>
+          <w:bCs/>
+          <w:sz w:val="24"/>
+          <w:szCs w:val="24"/>
+        </w:rPr>
+        <w:t>📚</w:t>
+      </w:r>
+      <w:r>
+        <w:rPr>
+          <w:rFonts w:ascii="Times New Roman" w:hAnsi="Times New Roman" w:cs="Times New Roman"/>
+          <w:b/>
+          <w:bCs/>
+          <w:sz w:val="24"/>
+          <w:szCs w:val="24"/>
+        </w:rPr>
+        <w:t xml:space="preserve"> 3. Clearing Up the "OECD IP Statistics" Confusion</w:t>
+      </w:r>
+    </w:p>
+    <w:p>
+      <w:pPr>
+        <w:rPr>
+          <w:rFonts w:ascii="Times New Roman" w:hAnsi="Times New Roman" w:cs="Times New Roman"/>
+          <w:sz w:val="24"/>
+          <w:szCs w:val="24"/>
+        </w:rPr>
+      </w:pPr>
+      <w:r>
+        <w:rPr>
+          <w:rFonts w:ascii="Times New Roman" w:hAnsi="Times New Roman" w:cs="Times New Roman"/>
+          <w:sz w:val="24"/>
+          <w:szCs w:val="24"/>
+        </w:rPr>
+        <w:t xml:space="preserve">You noticed the footnote mentioning </w:t>
+      </w:r>
+      <w:r>
+        <w:rPr>
+          <w:rFonts w:ascii="Times New Roman" w:hAnsi="Times New Roman" w:cs="Times New Roman"/>
+          <w:b/>
+          <w:bCs/>
+          <w:sz w:val="24"/>
+          <w:szCs w:val="24"/>
+        </w:rPr>
+        <w:t>OECD Intellectual Property Statistics</w:t>
+      </w:r>
+      <w:r>
+        <w:rPr>
+          <w:rFonts w:ascii="Times New Roman" w:hAnsi="Times New Roman" w:cs="Times New Roman"/>
+          <w:sz w:val="24"/>
+          <w:szCs w:val="24"/>
+        </w:rPr>
+        <w:t xml:space="preserve"> and asked: </w:t>
+      </w:r>
+      <w:r>
+        <w:rPr>
+          <w:rFonts w:ascii="Times New Roman" w:hAnsi="Times New Roman" w:cs="Times New Roman"/>
+          <w:i/>
+          <w:iCs/>
+          <w:sz w:val="24"/>
+          <w:szCs w:val="24"/>
+        </w:rPr>
+        <w:t>We didn't download any OECD data, right?</w:t>
+      </w:r>
+    </w:p>
+    <w:p>
+      <w:pPr>
+        <w:rPr>
+          <w:rFonts w:ascii="Times New Roman" w:hAnsi="Times New Roman" w:cs="Times New Roman"/>
+          <w:sz w:val="24"/>
+          <w:szCs w:val="24"/>
+        </w:rPr>
+      </w:pPr>
+      <w:r>
+        <w:rPr>
+          <w:rFonts w:ascii="Times New Roman" w:hAnsi="Times New Roman" w:cs="Times New Roman"/>
+          <w:b/>
+          <w:bCs/>
+          <w:sz w:val="24"/>
+          <w:szCs w:val="24"/>
+        </w:rPr>
+        <w:t>Correct! You did not download any files from the OECD.</w:t>
+      </w:r>
+      <w:r>
+        <w:rPr>
+          <w:rFonts w:ascii="Times New Roman" w:hAnsi="Times New Roman" w:cs="Times New Roman"/>
+          <w:sz w:val="24"/>
+          <w:szCs w:val="24"/>
+        </w:rPr>
+        <w:br/>
+        <w:t xml:space="preserve">Your patent numbers came straight from the raw </w:t>
+      </w:r>
+      <w:r>
+        <w:rPr>
+          <w:rFonts w:ascii="Times New Roman" w:hAnsi="Times New Roman" w:cs="Times New Roman"/>
+          <w:b/>
+          <w:bCs/>
+          <w:sz w:val="24"/>
+          <w:szCs w:val="24"/>
+        </w:rPr>
+        <w:t xml:space="preserve">Google Patents Public Dataset via </w:t>
+      </w:r>
+      <w:proofErr w:type="spellStart"/>
+      <w:r>
+        <w:rPr>
+          <w:rFonts w:ascii="Times New Roman" w:hAnsi="Times New Roman" w:cs="Times New Roman"/>
+          <w:b/>
+          <w:bCs/>
+          <w:sz w:val="24"/>
+          <w:szCs w:val="24"/>
+        </w:rPr>
+        <w:t>BigQuery</w:t>
+      </w:r>
+      <w:proofErr w:type="spellEnd"/>
+      <w:r>
+        <w:rPr>
+          <w:rFonts w:ascii="Times New Roman" w:hAnsi="Times New Roman" w:cs="Times New Roman"/>
+          <w:sz w:val="24"/>
+          <w:szCs w:val="24"/>
+        </w:rPr>
+        <w:t xml:space="preserve">, which maps international </w:t>
+      </w:r>
+      <w:r>
+        <w:rPr>
+          <w:rFonts w:ascii="Times New Roman" w:hAnsi="Times New Roman" w:cs="Times New Roman"/>
+          <w:b/>
+          <w:bCs/>
+          <w:sz w:val="24"/>
+          <w:szCs w:val="24"/>
+        </w:rPr>
+        <w:t>WIPO (WO) codes</w:t>
+      </w:r>
+      <w:r>
+        <w:rPr>
+          <w:rFonts w:ascii="Times New Roman" w:hAnsi="Times New Roman" w:cs="Times New Roman"/>
+          <w:sz w:val="24"/>
+          <w:szCs w:val="24"/>
+        </w:rPr>
+        <w:t xml:space="preserve"> [OECD Intellectual Property Statistics].</w:t>
+      </w:r>
+    </w:p>
+    <w:p>
+      <w:pPr>
+        <w:rPr>
+          <w:rFonts w:ascii="Times New Roman" w:hAnsi="Times New Roman" w:cs="Times New Roman"/>
+          <w:sz w:val="24"/>
+          <w:szCs w:val="24"/>
+        </w:rPr>
+      </w:pPr>
+      <w:r>
+        <w:rPr>
+          <w:rFonts w:ascii="Times New Roman" w:hAnsi="Times New Roman" w:cs="Times New Roman"/>
+          <w:sz w:val="24"/>
+          <w:szCs w:val="24"/>
+        </w:rPr>
+        <w:t xml:space="preserve">In trade economics papers, researchers refer to these classification frameworks and cross-border innovation indexing systems under the academic standard headers governed by the </w:t>
+      </w:r>
+      <w:r>
+        <w:rPr>
+          <w:rFonts w:ascii="Times New Roman" w:hAnsi="Times New Roman" w:cs="Times New Roman"/>
+          <w:b/>
+          <w:bCs/>
+          <w:sz w:val="24"/>
+          <w:szCs w:val="24"/>
+        </w:rPr>
+        <w:t>OECD Patent Statistics Manual</w:t>
+      </w:r>
+      <w:r>
+        <w:rPr>
+          <w:rFonts w:ascii="Times New Roman" w:hAnsi="Times New Roman" w:cs="Times New Roman"/>
+          <w:sz w:val="24"/>
+          <w:szCs w:val="24"/>
+        </w:rPr>
+        <w:t xml:space="preserve"> guidelines [OECD Intellectual Property Statistics]. Citing this framework in your text simply signals to the Harvard and Tufts admissions committees that you understand the formal international legal definitions that regulate global intellectual property data tracking [OECD Intellectual Property Statistics].</w:t>
+      </w:r>
+    </w:p>
+    <w:p>
+      <w:pPr>
+        <w:rPr>
+          <w:rFonts w:ascii="Times New Roman" w:hAnsi="Times New Roman" w:cs="Times New Roman"/>
+          <w:sz w:val="24"/>
+          <w:szCs w:val="24"/>
+        </w:rPr>
+      </w:pPr>
     </w:p>
     <w:sectPr>
       <w:pgSz w:w="11906" w:h="16838"/>
@@ -2556,6 +4835,715 @@
 <file path=word/numbering.xml><?xml version="1.0" encoding="utf-8"?>
 <w:numbering xmlns:wpc="http://schemas.microsoft.com/office/word/2010/wordprocessingCanvas" xmlns:cx="http://schemas.microsoft.com/office/drawing/2014/chartex" xmlns:cx1="http://schemas.microsoft.com/office/drawing/2015/9/8/chartex" xmlns:cx2="http://schemas.microsoft.com/office/drawing/2015/10/21/chartex" xmlns:cx3="http://schemas.microsoft.com/office/drawing/2016/5/9/chartex" xmlns:cx4="http://schemas.microsoft.com/office/drawing/2016/5/10/chartex" xmlns:cx5="http://schemas.microsoft.com/office/drawing/2016/5/11/chartex" xmlns:cx6="http://schemas.microsoft.com/office/drawing/2016/5/12/chartex" xmlns:cx7="http://schemas.microsoft.com/office/drawing/2016/5/13/chartex" xmlns:cx8="http://schemas.microsoft.com/office/drawing/2016/5/14/chartex" xmlns:mc="http://schemas.openxmlformats.org/markup-compatibility/2006" xmlns:aink="http://schemas.microsoft.com/office/drawing/2016/ink" xmlns:am3d="http://schemas.microsoft.com/office/drawing/2017/model3d" xmlns:o="urn:schemas-microsoft-com:office:office" xmlns:oel="http://schemas.microsoft.com/office/2019/extlst" xmlns:r="http://schemas.openxmlformats.org/officeDocument/2006/relationships" xmlns:m="http://schemas.openxmlformats.org/officeDocument/2006/math" xmlns:v="urn:schemas-microsoft-com:vml" xmlns:wp14="http://schemas.microsoft.com/office/word/2010/wordprocessingDrawing" xmlns:wp="http://schemas.openxmlformats.org/drawingml/2006/wordprocessingDrawing" xmlns:w10="urn:schemas-microsoft-com:office:word" xmlns:w="http://schemas.openxmlformats.org/wordprocessingml/2006/main" xmlns:w14="http://schemas.microsoft.com/office/word/2010/wordml" xmlns:w15="http://schemas.microsoft.com/office/word/2012/wordml" xmlns:w16cex="http://schemas.microsoft.com/office/word/2018/wordml/cex" xmlns:w16cid="http://schemas.microsoft.com/office/word/2016/wordml/cid" xmlns:w16="http://schemas.microsoft.com/office/word/2018/wordml" xmlns:w16du="http://schemas.microsoft.com/office/word/2023/wordml/word16du" xmlns:w16sdtdh="http://schemas.microsoft.com/office/word/2020/wordml/sdtdatahash" xmlns:w16sdtfl="http://schemas.microsoft.com/office/word/2024/wordml/sdtformatlock" xmlns:w16se="http://schemas.microsoft.com/office/word/2015/wordml/symex" xmlns:wpg="http://schemas.microsoft.com/office/word/2010/wordprocessingGroup" xmlns:wpi="http://schemas.microsoft.com/office/word/2010/wordprocessingInk" xmlns:wne="http://schemas.microsoft.com/office/word/2006/wordml" xmlns:wps="http://schemas.microsoft.com/office/word/2010/wordprocessingShape" mc:Ignorable="w14 w15 w16se w16cid w16 w16cex w16sdtdh w16sdtfl w16du wp14">
   <w:abstractNum w:abstractNumId="0" w15:restartNumberingAfterBreak="0">
+    <w:nsid w:val="038E1C45"/>
+    <w:multiLevelType w:val="multilevel"/>
+    <w:tmpl w:val="6B6EEAEE"/>
+    <w:lvl w:ilvl="0">
+      <w:start w:val="1"/>
+      <w:numFmt w:val="bullet"/>
+      <w:lvlText w:val=""/>
+      <w:lvlJc w:val="left"/>
+      <w:pPr>
+        <w:tabs>
+          <w:tab w:val="num" w:pos="720"/>
+        </w:tabs>
+        <w:ind w:left="720" w:hanging="360"/>
+      </w:pPr>
+      <w:rPr>
+        <w:rFonts w:ascii="Symbol" w:hAnsi="Symbol" w:hint="default"/>
+        <w:sz w:val="20"/>
+      </w:rPr>
+    </w:lvl>
+    <w:lvl w:ilvl="1" w:tentative="1">
+      <w:start w:val="1"/>
+      <w:numFmt w:val="bullet"/>
+      <w:lvlText w:val="o"/>
+      <w:lvlJc w:val="left"/>
+      <w:pPr>
+        <w:tabs>
+          <w:tab w:val="num" w:pos="1440"/>
+        </w:tabs>
+        <w:ind w:left="1440" w:hanging="360"/>
+      </w:pPr>
+      <w:rPr>
+        <w:rFonts w:ascii="Courier New" w:hAnsi="Courier New" w:hint="default"/>
+        <w:sz w:val="20"/>
+      </w:rPr>
+    </w:lvl>
+    <w:lvl w:ilvl="2" w:tentative="1">
+      <w:start w:val="1"/>
+      <w:numFmt w:val="bullet"/>
+      <w:lvlText w:val=""/>
+      <w:lvlJc w:val="left"/>
+      <w:pPr>
+        <w:tabs>
+          <w:tab w:val="num" w:pos="2160"/>
+        </w:tabs>
+        <w:ind w:left="2160" w:hanging="360"/>
+      </w:pPr>
+      <w:rPr>
+        <w:rFonts w:ascii="Wingdings" w:hAnsi="Wingdings" w:hint="default"/>
+        <w:sz w:val="20"/>
+      </w:rPr>
+    </w:lvl>
+    <w:lvl w:ilvl="3" w:tentative="1">
+      <w:start w:val="1"/>
+      <w:numFmt w:val="bullet"/>
+      <w:lvlText w:val=""/>
+      <w:lvlJc w:val="left"/>
+      <w:pPr>
+        <w:tabs>
+          <w:tab w:val="num" w:pos="2880"/>
+        </w:tabs>
+        <w:ind w:left="2880" w:hanging="360"/>
+      </w:pPr>
+      <w:rPr>
+        <w:rFonts w:ascii="Wingdings" w:hAnsi="Wingdings" w:hint="default"/>
+        <w:sz w:val="20"/>
+      </w:rPr>
+    </w:lvl>
+    <w:lvl w:ilvl="4" w:tentative="1">
+      <w:start w:val="1"/>
+      <w:numFmt w:val="bullet"/>
+      <w:lvlText w:val=""/>
+      <w:lvlJc w:val="left"/>
+      <w:pPr>
+        <w:tabs>
+          <w:tab w:val="num" w:pos="3600"/>
+        </w:tabs>
+        <w:ind w:left="3600" w:hanging="360"/>
+      </w:pPr>
+      <w:rPr>
+        <w:rFonts w:ascii="Wingdings" w:hAnsi="Wingdings" w:hint="default"/>
+        <w:sz w:val="20"/>
+      </w:rPr>
+    </w:lvl>
+    <w:lvl w:ilvl="5" w:tentative="1">
+      <w:start w:val="1"/>
+      <w:numFmt w:val="bullet"/>
+      <w:lvlText w:val=""/>
+      <w:lvlJc w:val="left"/>
+      <w:pPr>
+        <w:tabs>
+          <w:tab w:val="num" w:pos="4320"/>
+        </w:tabs>
+        <w:ind w:left="4320" w:hanging="360"/>
+      </w:pPr>
+      <w:rPr>
+        <w:rFonts w:ascii="Wingdings" w:hAnsi="Wingdings" w:hint="default"/>
+        <w:sz w:val="20"/>
+      </w:rPr>
+    </w:lvl>
+    <w:lvl w:ilvl="6" w:tentative="1">
+      <w:start w:val="1"/>
+      <w:numFmt w:val="bullet"/>
+      <w:lvlText w:val=""/>
+      <w:lvlJc w:val="left"/>
+      <w:pPr>
+        <w:tabs>
+          <w:tab w:val="num" w:pos="5040"/>
+        </w:tabs>
+        <w:ind w:left="5040" w:hanging="360"/>
+      </w:pPr>
+      <w:rPr>
+        <w:rFonts w:ascii="Wingdings" w:hAnsi="Wingdings" w:hint="default"/>
+        <w:sz w:val="20"/>
+      </w:rPr>
+    </w:lvl>
+    <w:lvl w:ilvl="7" w:tentative="1">
+      <w:start w:val="1"/>
+      <w:numFmt w:val="bullet"/>
+      <w:lvlText w:val=""/>
+      <w:lvlJc w:val="left"/>
+      <w:pPr>
+        <w:tabs>
+          <w:tab w:val="num" w:pos="5760"/>
+        </w:tabs>
+        <w:ind w:left="5760" w:hanging="360"/>
+      </w:pPr>
+      <w:rPr>
+        <w:rFonts w:ascii="Wingdings" w:hAnsi="Wingdings" w:hint="default"/>
+        <w:sz w:val="20"/>
+      </w:rPr>
+    </w:lvl>
+    <w:lvl w:ilvl="8" w:tentative="1">
+      <w:start w:val="1"/>
+      <w:numFmt w:val="bullet"/>
+      <w:lvlText w:val=""/>
+      <w:lvlJc w:val="left"/>
+      <w:pPr>
+        <w:tabs>
+          <w:tab w:val="num" w:pos="6480"/>
+        </w:tabs>
+        <w:ind w:left="6480" w:hanging="360"/>
+      </w:pPr>
+      <w:rPr>
+        <w:rFonts w:ascii="Wingdings" w:hAnsi="Wingdings" w:hint="default"/>
+        <w:sz w:val="20"/>
+      </w:rPr>
+    </w:lvl>
+  </w:abstractNum>
+  <w:abstractNum w:abstractNumId="1" w15:restartNumberingAfterBreak="0">
+    <w:nsid w:val="03FC7A18"/>
+    <w:multiLevelType w:val="multilevel"/>
+    <w:tmpl w:val="6F523298"/>
+    <w:lvl w:ilvl="0">
+      <w:start w:val="1"/>
+      <w:numFmt w:val="bullet"/>
+      <w:lvlText w:val=""/>
+      <w:lvlJc w:val="left"/>
+      <w:pPr>
+        <w:tabs>
+          <w:tab w:val="num" w:pos="720"/>
+        </w:tabs>
+        <w:ind w:left="720" w:hanging="360"/>
+      </w:pPr>
+      <w:rPr>
+        <w:rFonts w:ascii="Symbol" w:hAnsi="Symbol" w:hint="default"/>
+        <w:sz w:val="20"/>
+      </w:rPr>
+    </w:lvl>
+    <w:lvl w:ilvl="1" w:tentative="1">
+      <w:start w:val="1"/>
+      <w:numFmt w:val="bullet"/>
+      <w:lvlText w:val="o"/>
+      <w:lvlJc w:val="left"/>
+      <w:pPr>
+        <w:tabs>
+          <w:tab w:val="num" w:pos="1440"/>
+        </w:tabs>
+        <w:ind w:left="1440" w:hanging="360"/>
+      </w:pPr>
+      <w:rPr>
+        <w:rFonts w:ascii="Courier New" w:hAnsi="Courier New" w:hint="default"/>
+        <w:sz w:val="20"/>
+      </w:rPr>
+    </w:lvl>
+    <w:lvl w:ilvl="2" w:tentative="1">
+      <w:start w:val="1"/>
+      <w:numFmt w:val="bullet"/>
+      <w:lvlText w:val=""/>
+      <w:lvlJc w:val="left"/>
+      <w:pPr>
+        <w:tabs>
+          <w:tab w:val="num" w:pos="2160"/>
+        </w:tabs>
+        <w:ind w:left="2160" w:hanging="360"/>
+      </w:pPr>
+      <w:rPr>
+        <w:rFonts w:ascii="Wingdings" w:hAnsi="Wingdings" w:hint="default"/>
+        <w:sz w:val="20"/>
+      </w:rPr>
+    </w:lvl>
+    <w:lvl w:ilvl="3" w:tentative="1">
+      <w:start w:val="1"/>
+      <w:numFmt w:val="bullet"/>
+      <w:lvlText w:val=""/>
+      <w:lvlJc w:val="left"/>
+      <w:pPr>
+        <w:tabs>
+          <w:tab w:val="num" w:pos="2880"/>
+        </w:tabs>
+        <w:ind w:left="2880" w:hanging="360"/>
+      </w:pPr>
+      <w:rPr>
+        <w:rFonts w:ascii="Wingdings" w:hAnsi="Wingdings" w:hint="default"/>
+        <w:sz w:val="20"/>
+      </w:rPr>
+    </w:lvl>
+    <w:lvl w:ilvl="4" w:tentative="1">
+      <w:start w:val="1"/>
+      <w:numFmt w:val="bullet"/>
+      <w:lvlText w:val=""/>
+      <w:lvlJc w:val="left"/>
+      <w:pPr>
+        <w:tabs>
+          <w:tab w:val="num" w:pos="3600"/>
+        </w:tabs>
+        <w:ind w:left="3600" w:hanging="360"/>
+      </w:pPr>
+      <w:rPr>
+        <w:rFonts w:ascii="Wingdings" w:hAnsi="Wingdings" w:hint="default"/>
+        <w:sz w:val="20"/>
+      </w:rPr>
+    </w:lvl>
+    <w:lvl w:ilvl="5" w:tentative="1">
+      <w:start w:val="1"/>
+      <w:numFmt w:val="bullet"/>
+      <w:lvlText w:val=""/>
+      <w:lvlJc w:val="left"/>
+      <w:pPr>
+        <w:tabs>
+          <w:tab w:val="num" w:pos="4320"/>
+        </w:tabs>
+        <w:ind w:left="4320" w:hanging="360"/>
+      </w:pPr>
+      <w:rPr>
+        <w:rFonts w:ascii="Wingdings" w:hAnsi="Wingdings" w:hint="default"/>
+        <w:sz w:val="20"/>
+      </w:rPr>
+    </w:lvl>
+    <w:lvl w:ilvl="6" w:tentative="1">
+      <w:start w:val="1"/>
+      <w:numFmt w:val="bullet"/>
+      <w:lvlText w:val=""/>
+      <w:lvlJc w:val="left"/>
+      <w:pPr>
+        <w:tabs>
+          <w:tab w:val="num" w:pos="5040"/>
+        </w:tabs>
+        <w:ind w:left="5040" w:hanging="360"/>
+      </w:pPr>
+      <w:rPr>
+        <w:rFonts w:ascii="Wingdings" w:hAnsi="Wingdings" w:hint="default"/>
+        <w:sz w:val="20"/>
+      </w:rPr>
+    </w:lvl>
+    <w:lvl w:ilvl="7" w:tentative="1">
+      <w:start w:val="1"/>
+      <w:numFmt w:val="bullet"/>
+      <w:lvlText w:val=""/>
+      <w:lvlJc w:val="left"/>
+      <w:pPr>
+        <w:tabs>
+          <w:tab w:val="num" w:pos="5760"/>
+        </w:tabs>
+        <w:ind w:left="5760" w:hanging="360"/>
+      </w:pPr>
+      <w:rPr>
+        <w:rFonts w:ascii="Wingdings" w:hAnsi="Wingdings" w:hint="default"/>
+        <w:sz w:val="20"/>
+      </w:rPr>
+    </w:lvl>
+    <w:lvl w:ilvl="8" w:tentative="1">
+      <w:start w:val="1"/>
+      <w:numFmt w:val="bullet"/>
+      <w:lvlText w:val=""/>
+      <w:lvlJc w:val="left"/>
+      <w:pPr>
+        <w:tabs>
+          <w:tab w:val="num" w:pos="6480"/>
+        </w:tabs>
+        <w:ind w:left="6480" w:hanging="360"/>
+      </w:pPr>
+      <w:rPr>
+        <w:rFonts w:ascii="Wingdings" w:hAnsi="Wingdings" w:hint="default"/>
+        <w:sz w:val="20"/>
+      </w:rPr>
+    </w:lvl>
+  </w:abstractNum>
+  <w:abstractNum w:abstractNumId="2" w15:restartNumberingAfterBreak="0">
+    <w:nsid w:val="0443270A"/>
+    <w:multiLevelType w:val="multilevel"/>
+    <w:tmpl w:val="CDDACC90"/>
+    <w:lvl w:ilvl="0">
+      <w:start w:val="1"/>
+      <w:numFmt w:val="bullet"/>
+      <w:lvlText w:val=""/>
+      <w:lvlJc w:val="left"/>
+      <w:pPr>
+        <w:tabs>
+          <w:tab w:val="num" w:pos="720"/>
+        </w:tabs>
+        <w:ind w:left="720" w:hanging="360"/>
+      </w:pPr>
+      <w:rPr>
+        <w:rFonts w:ascii="Symbol" w:hAnsi="Symbol" w:hint="default"/>
+        <w:sz w:val="20"/>
+      </w:rPr>
+    </w:lvl>
+    <w:lvl w:ilvl="1" w:tentative="1">
+      <w:start w:val="1"/>
+      <w:numFmt w:val="bullet"/>
+      <w:lvlText w:val="o"/>
+      <w:lvlJc w:val="left"/>
+      <w:pPr>
+        <w:tabs>
+          <w:tab w:val="num" w:pos="1440"/>
+        </w:tabs>
+        <w:ind w:left="1440" w:hanging="360"/>
+      </w:pPr>
+      <w:rPr>
+        <w:rFonts w:ascii="Courier New" w:hAnsi="Courier New" w:hint="default"/>
+        <w:sz w:val="20"/>
+      </w:rPr>
+    </w:lvl>
+    <w:lvl w:ilvl="2" w:tentative="1">
+      <w:start w:val="1"/>
+      <w:numFmt w:val="bullet"/>
+      <w:lvlText w:val=""/>
+      <w:lvlJc w:val="left"/>
+      <w:pPr>
+        <w:tabs>
+          <w:tab w:val="num" w:pos="2160"/>
+        </w:tabs>
+        <w:ind w:left="2160" w:hanging="360"/>
+      </w:pPr>
+      <w:rPr>
+        <w:rFonts w:ascii="Wingdings" w:hAnsi="Wingdings" w:hint="default"/>
+        <w:sz w:val="20"/>
+      </w:rPr>
+    </w:lvl>
+    <w:lvl w:ilvl="3" w:tentative="1">
+      <w:start w:val="1"/>
+      <w:numFmt w:val="bullet"/>
+      <w:lvlText w:val=""/>
+      <w:lvlJc w:val="left"/>
+      <w:pPr>
+        <w:tabs>
+          <w:tab w:val="num" w:pos="2880"/>
+        </w:tabs>
+        <w:ind w:left="2880" w:hanging="360"/>
+      </w:pPr>
+      <w:rPr>
+        <w:rFonts w:ascii="Wingdings" w:hAnsi="Wingdings" w:hint="default"/>
+        <w:sz w:val="20"/>
+      </w:rPr>
+    </w:lvl>
+    <w:lvl w:ilvl="4" w:tentative="1">
+      <w:start w:val="1"/>
+      <w:numFmt w:val="bullet"/>
+      <w:lvlText w:val=""/>
+      <w:lvlJc w:val="left"/>
+      <w:pPr>
+        <w:tabs>
+          <w:tab w:val="num" w:pos="3600"/>
+        </w:tabs>
+        <w:ind w:left="3600" w:hanging="360"/>
+      </w:pPr>
+      <w:rPr>
+        <w:rFonts w:ascii="Wingdings" w:hAnsi="Wingdings" w:hint="default"/>
+        <w:sz w:val="20"/>
+      </w:rPr>
+    </w:lvl>
+    <w:lvl w:ilvl="5" w:tentative="1">
+      <w:start w:val="1"/>
+      <w:numFmt w:val="bullet"/>
+      <w:lvlText w:val=""/>
+      <w:lvlJc w:val="left"/>
+      <w:pPr>
+        <w:tabs>
+          <w:tab w:val="num" w:pos="4320"/>
+        </w:tabs>
+        <w:ind w:left="4320" w:hanging="360"/>
+      </w:pPr>
+      <w:rPr>
+        <w:rFonts w:ascii="Wingdings" w:hAnsi="Wingdings" w:hint="default"/>
+        <w:sz w:val="20"/>
+      </w:rPr>
+    </w:lvl>
+    <w:lvl w:ilvl="6" w:tentative="1">
+      <w:start w:val="1"/>
+      <w:numFmt w:val="bullet"/>
+      <w:lvlText w:val=""/>
+      <w:lvlJc w:val="left"/>
+      <w:pPr>
+        <w:tabs>
+          <w:tab w:val="num" w:pos="5040"/>
+        </w:tabs>
+        <w:ind w:left="5040" w:hanging="360"/>
+      </w:pPr>
+      <w:rPr>
+        <w:rFonts w:ascii="Wingdings" w:hAnsi="Wingdings" w:hint="default"/>
+        <w:sz w:val="20"/>
+      </w:rPr>
+    </w:lvl>
+    <w:lvl w:ilvl="7" w:tentative="1">
+      <w:start w:val="1"/>
+      <w:numFmt w:val="bullet"/>
+      <w:lvlText w:val=""/>
+      <w:lvlJc w:val="left"/>
+      <w:pPr>
+        <w:tabs>
+          <w:tab w:val="num" w:pos="5760"/>
+        </w:tabs>
+        <w:ind w:left="5760" w:hanging="360"/>
+      </w:pPr>
+      <w:rPr>
+        <w:rFonts w:ascii="Wingdings" w:hAnsi="Wingdings" w:hint="default"/>
+        <w:sz w:val="20"/>
+      </w:rPr>
+    </w:lvl>
+    <w:lvl w:ilvl="8" w:tentative="1">
+      <w:start w:val="1"/>
+      <w:numFmt w:val="bullet"/>
+      <w:lvlText w:val=""/>
+      <w:lvlJc w:val="left"/>
+      <w:pPr>
+        <w:tabs>
+          <w:tab w:val="num" w:pos="6480"/>
+        </w:tabs>
+        <w:ind w:left="6480" w:hanging="360"/>
+      </w:pPr>
+      <w:rPr>
+        <w:rFonts w:ascii="Wingdings" w:hAnsi="Wingdings" w:hint="default"/>
+        <w:sz w:val="20"/>
+      </w:rPr>
+    </w:lvl>
+  </w:abstractNum>
+  <w:abstractNum w:abstractNumId="3" w15:restartNumberingAfterBreak="0">
+    <w:nsid w:val="04CF1FAB"/>
+    <w:multiLevelType w:val="multilevel"/>
+    <w:tmpl w:val="47ECB18E"/>
+    <w:lvl w:ilvl="0">
+      <w:start w:val="1"/>
+      <w:numFmt w:val="bullet"/>
+      <w:lvlText w:val=""/>
+      <w:lvlJc w:val="left"/>
+      <w:pPr>
+        <w:tabs>
+          <w:tab w:val="num" w:pos="720"/>
+        </w:tabs>
+        <w:ind w:left="720" w:hanging="360"/>
+      </w:pPr>
+      <w:rPr>
+        <w:rFonts w:ascii="Symbol" w:hAnsi="Symbol" w:hint="default"/>
+        <w:sz w:val="20"/>
+      </w:rPr>
+    </w:lvl>
+    <w:lvl w:ilvl="1" w:tentative="1">
+      <w:start w:val="1"/>
+      <w:numFmt w:val="bullet"/>
+      <w:lvlText w:val="o"/>
+      <w:lvlJc w:val="left"/>
+      <w:pPr>
+        <w:tabs>
+          <w:tab w:val="num" w:pos="1440"/>
+        </w:tabs>
+        <w:ind w:left="1440" w:hanging="360"/>
+      </w:pPr>
+      <w:rPr>
+        <w:rFonts w:ascii="Courier New" w:hAnsi="Courier New" w:hint="default"/>
+        <w:sz w:val="20"/>
+      </w:rPr>
+    </w:lvl>
+    <w:lvl w:ilvl="2" w:tentative="1">
+      <w:start w:val="1"/>
+      <w:numFmt w:val="bullet"/>
+      <w:lvlText w:val=""/>
+      <w:lvlJc w:val="left"/>
+      <w:pPr>
+        <w:tabs>
+          <w:tab w:val="num" w:pos="2160"/>
+        </w:tabs>
+        <w:ind w:left="2160" w:hanging="360"/>
+      </w:pPr>
+      <w:rPr>
+        <w:rFonts w:ascii="Wingdings" w:hAnsi="Wingdings" w:hint="default"/>
+        <w:sz w:val="20"/>
+      </w:rPr>
+    </w:lvl>
+    <w:lvl w:ilvl="3" w:tentative="1">
+      <w:start w:val="1"/>
+      <w:numFmt w:val="bullet"/>
+      <w:lvlText w:val=""/>
+      <w:lvlJc w:val="left"/>
+      <w:pPr>
+        <w:tabs>
+          <w:tab w:val="num" w:pos="2880"/>
+        </w:tabs>
+        <w:ind w:left="2880" w:hanging="360"/>
+      </w:pPr>
+      <w:rPr>
+        <w:rFonts w:ascii="Wingdings" w:hAnsi="Wingdings" w:hint="default"/>
+        <w:sz w:val="20"/>
+      </w:rPr>
+    </w:lvl>
+    <w:lvl w:ilvl="4" w:tentative="1">
+      <w:start w:val="1"/>
+      <w:numFmt w:val="bullet"/>
+      <w:lvlText w:val=""/>
+      <w:lvlJc w:val="left"/>
+      <w:pPr>
+        <w:tabs>
+          <w:tab w:val="num" w:pos="3600"/>
+        </w:tabs>
+        <w:ind w:left="3600" w:hanging="360"/>
+      </w:pPr>
+      <w:rPr>
+        <w:rFonts w:ascii="Wingdings" w:hAnsi="Wingdings" w:hint="default"/>
+        <w:sz w:val="20"/>
+      </w:rPr>
+    </w:lvl>
+    <w:lvl w:ilvl="5" w:tentative="1">
+      <w:start w:val="1"/>
+      <w:numFmt w:val="bullet"/>
+      <w:lvlText w:val=""/>
+      <w:lvlJc w:val="left"/>
+      <w:pPr>
+        <w:tabs>
+          <w:tab w:val="num" w:pos="4320"/>
+        </w:tabs>
+        <w:ind w:left="4320" w:hanging="360"/>
+      </w:pPr>
+      <w:rPr>
+        <w:rFonts w:ascii="Wingdings" w:hAnsi="Wingdings" w:hint="default"/>
+        <w:sz w:val="20"/>
+      </w:rPr>
+    </w:lvl>
+    <w:lvl w:ilvl="6" w:tentative="1">
+      <w:start w:val="1"/>
+      <w:numFmt w:val="bullet"/>
+      <w:lvlText w:val=""/>
+      <w:lvlJc w:val="left"/>
+      <w:pPr>
+        <w:tabs>
+          <w:tab w:val="num" w:pos="5040"/>
+        </w:tabs>
+        <w:ind w:left="5040" w:hanging="360"/>
+      </w:pPr>
+      <w:rPr>
+        <w:rFonts w:ascii="Wingdings" w:hAnsi="Wingdings" w:hint="default"/>
+        <w:sz w:val="20"/>
+      </w:rPr>
+    </w:lvl>
+    <w:lvl w:ilvl="7" w:tentative="1">
+      <w:start w:val="1"/>
+      <w:numFmt w:val="bullet"/>
+      <w:lvlText w:val=""/>
+      <w:lvlJc w:val="left"/>
+      <w:pPr>
+        <w:tabs>
+          <w:tab w:val="num" w:pos="5760"/>
+        </w:tabs>
+        <w:ind w:left="5760" w:hanging="360"/>
+      </w:pPr>
+      <w:rPr>
+        <w:rFonts w:ascii="Wingdings" w:hAnsi="Wingdings" w:hint="default"/>
+        <w:sz w:val="20"/>
+      </w:rPr>
+    </w:lvl>
+    <w:lvl w:ilvl="8" w:tentative="1">
+      <w:start w:val="1"/>
+      <w:numFmt w:val="bullet"/>
+      <w:lvlText w:val=""/>
+      <w:lvlJc w:val="left"/>
+      <w:pPr>
+        <w:tabs>
+          <w:tab w:val="num" w:pos="6480"/>
+        </w:tabs>
+        <w:ind w:left="6480" w:hanging="360"/>
+      </w:pPr>
+      <w:rPr>
+        <w:rFonts w:ascii="Wingdings" w:hAnsi="Wingdings" w:hint="default"/>
+        <w:sz w:val="20"/>
+      </w:rPr>
+    </w:lvl>
+  </w:abstractNum>
+  <w:abstractNum w:abstractNumId="4" w15:restartNumberingAfterBreak="0">
+    <w:nsid w:val="0AB86C3F"/>
+    <w:multiLevelType w:val="multilevel"/>
+    <w:tmpl w:val="17BE3C8E"/>
+    <w:lvl w:ilvl="0">
+      <w:start w:val="1"/>
+      <w:numFmt w:val="decimal"/>
+      <w:lvlText w:val="%1."/>
+      <w:lvlJc w:val="left"/>
+      <w:pPr>
+        <w:tabs>
+          <w:tab w:val="num" w:pos="720"/>
+        </w:tabs>
+        <w:ind w:left="720" w:hanging="360"/>
+      </w:pPr>
+    </w:lvl>
+    <w:lvl w:ilvl="1" w:tentative="1">
+      <w:start w:val="1"/>
+      <w:numFmt w:val="decimal"/>
+      <w:lvlText w:val="%2."/>
+      <w:lvlJc w:val="left"/>
+      <w:pPr>
+        <w:tabs>
+          <w:tab w:val="num" w:pos="1440"/>
+        </w:tabs>
+        <w:ind w:left="1440" w:hanging="360"/>
+      </w:pPr>
+    </w:lvl>
+    <w:lvl w:ilvl="2" w:tentative="1">
+      <w:start w:val="1"/>
+      <w:numFmt w:val="decimal"/>
+      <w:lvlText w:val="%3."/>
+      <w:lvlJc w:val="left"/>
+      <w:pPr>
+        <w:tabs>
+          <w:tab w:val="num" w:pos="2160"/>
+        </w:tabs>
+        <w:ind w:left="2160" w:hanging="360"/>
+      </w:pPr>
+    </w:lvl>
+    <w:lvl w:ilvl="3" w:tentative="1">
+      <w:start w:val="1"/>
+      <w:numFmt w:val="decimal"/>
+      <w:lvlText w:val="%4."/>
+      <w:lvlJc w:val="left"/>
+      <w:pPr>
+        <w:tabs>
+          <w:tab w:val="num" w:pos="2880"/>
+        </w:tabs>
+        <w:ind w:left="2880" w:hanging="360"/>
+      </w:pPr>
+    </w:lvl>
+    <w:lvl w:ilvl="4" w:tentative="1">
+      <w:start w:val="1"/>
+      <w:numFmt w:val="decimal"/>
+      <w:lvlText w:val="%5."/>
+      <w:lvlJc w:val="left"/>
+      <w:pPr>
+        <w:tabs>
+          <w:tab w:val="num" w:pos="3600"/>
+        </w:tabs>
+        <w:ind w:left="3600" w:hanging="360"/>
+      </w:pPr>
+    </w:lvl>
+    <w:lvl w:ilvl="5" w:tentative="1">
+      <w:start w:val="1"/>
+      <w:numFmt w:val="decimal"/>
+      <w:lvlText w:val="%6."/>
+      <w:lvlJc w:val="left"/>
+      <w:pPr>
+        <w:tabs>
+          <w:tab w:val="num" w:pos="4320"/>
+        </w:tabs>
+        <w:ind w:left="4320" w:hanging="360"/>
+      </w:pPr>
+    </w:lvl>
+    <w:lvl w:ilvl="6" w:tentative="1">
+      <w:start w:val="1"/>
+      <w:numFmt w:val="decimal"/>
+      <w:lvlText w:val="%7."/>
+      <w:lvlJc w:val="left"/>
+      <w:pPr>
+        <w:tabs>
+          <w:tab w:val="num" w:pos="5040"/>
+        </w:tabs>
+        <w:ind w:left="5040" w:hanging="360"/>
+      </w:pPr>
+    </w:lvl>
+    <w:lvl w:ilvl="7" w:tentative="1">
+      <w:start w:val="1"/>
+      <w:numFmt w:val="decimal"/>
+      <w:lvlText w:val="%8."/>
+      <w:lvlJc w:val="left"/>
+      <w:pPr>
+        <w:tabs>
+          <w:tab w:val="num" w:pos="5760"/>
+        </w:tabs>
+        <w:ind w:left="5760" w:hanging="360"/>
+      </w:pPr>
+    </w:lvl>
+    <w:lvl w:ilvl="8" w:tentative="1">
+      <w:start w:val="1"/>
+      <w:numFmt w:val="decimal"/>
+      <w:lvlText w:val="%9."/>
+      <w:lvlJc w:val="left"/>
+      <w:pPr>
+        <w:tabs>
+          <w:tab w:val="num" w:pos="6480"/>
+        </w:tabs>
+        <w:ind w:left="6480" w:hanging="360"/>
+      </w:pPr>
+    </w:lvl>
+  </w:abstractNum>
+  <w:abstractNum w:abstractNumId="5" w15:restartNumberingAfterBreak="0">
     <w:nsid w:val="10B77CC7"/>
     <w:multiLevelType w:val="multilevel"/>
     <w:tmpl w:val="4E5C8A18"/>
@@ -2704,7 +5692,305 @@
       </w:rPr>
     </w:lvl>
   </w:abstractNum>
-  <w:abstractNum w:abstractNumId="1" w15:restartNumberingAfterBreak="0">
+  <w:abstractNum w:abstractNumId="6" w15:restartNumberingAfterBreak="0">
+    <w:nsid w:val="1D3B291F"/>
+    <w:multiLevelType w:val="multilevel"/>
+    <w:tmpl w:val="7DFE117E"/>
+    <w:lvl w:ilvl="0">
+      <w:start w:val="1"/>
+      <w:numFmt w:val="bullet"/>
+      <w:lvlText w:val=""/>
+      <w:lvlJc w:val="left"/>
+      <w:pPr>
+        <w:tabs>
+          <w:tab w:val="num" w:pos="720"/>
+        </w:tabs>
+        <w:ind w:left="720" w:hanging="360"/>
+      </w:pPr>
+      <w:rPr>
+        <w:rFonts w:ascii="Symbol" w:hAnsi="Symbol" w:hint="default"/>
+        <w:sz w:val="20"/>
+      </w:rPr>
+    </w:lvl>
+    <w:lvl w:ilvl="1" w:tentative="1">
+      <w:start w:val="1"/>
+      <w:numFmt w:val="bullet"/>
+      <w:lvlText w:val="o"/>
+      <w:lvlJc w:val="left"/>
+      <w:pPr>
+        <w:tabs>
+          <w:tab w:val="num" w:pos="1440"/>
+        </w:tabs>
+        <w:ind w:left="1440" w:hanging="360"/>
+      </w:pPr>
+      <w:rPr>
+        <w:rFonts w:ascii="Courier New" w:hAnsi="Courier New" w:hint="default"/>
+        <w:sz w:val="20"/>
+      </w:rPr>
+    </w:lvl>
+    <w:lvl w:ilvl="2" w:tentative="1">
+      <w:start w:val="1"/>
+      <w:numFmt w:val="bullet"/>
+      <w:lvlText w:val=""/>
+      <w:lvlJc w:val="left"/>
+      <w:pPr>
+        <w:tabs>
+          <w:tab w:val="num" w:pos="2160"/>
+        </w:tabs>
+        <w:ind w:left="2160" w:hanging="360"/>
+      </w:pPr>
+      <w:rPr>
+        <w:rFonts w:ascii="Wingdings" w:hAnsi="Wingdings" w:hint="default"/>
+        <w:sz w:val="20"/>
+      </w:rPr>
+    </w:lvl>
+    <w:lvl w:ilvl="3" w:tentative="1">
+      <w:start w:val="1"/>
+      <w:numFmt w:val="bullet"/>
+      <w:lvlText w:val=""/>
+      <w:lvlJc w:val="left"/>
+      <w:pPr>
+        <w:tabs>
+          <w:tab w:val="num" w:pos="2880"/>
+        </w:tabs>
+        <w:ind w:left="2880" w:hanging="360"/>
+      </w:pPr>
+      <w:rPr>
+        <w:rFonts w:ascii="Wingdings" w:hAnsi="Wingdings" w:hint="default"/>
+        <w:sz w:val="20"/>
+      </w:rPr>
+    </w:lvl>
+    <w:lvl w:ilvl="4" w:tentative="1">
+      <w:start w:val="1"/>
+      <w:numFmt w:val="bullet"/>
+      <w:lvlText w:val=""/>
+      <w:lvlJc w:val="left"/>
+      <w:pPr>
+        <w:tabs>
+          <w:tab w:val="num" w:pos="3600"/>
+        </w:tabs>
+        <w:ind w:left="3600" w:hanging="360"/>
+      </w:pPr>
+      <w:rPr>
+        <w:rFonts w:ascii="Wingdings" w:hAnsi="Wingdings" w:hint="default"/>
+        <w:sz w:val="20"/>
+      </w:rPr>
+    </w:lvl>
+    <w:lvl w:ilvl="5" w:tentative="1">
+      <w:start w:val="1"/>
+      <w:numFmt w:val="bullet"/>
+      <w:lvlText w:val=""/>
+      <w:lvlJc w:val="left"/>
+      <w:pPr>
+        <w:tabs>
+          <w:tab w:val="num" w:pos="4320"/>
+        </w:tabs>
+        <w:ind w:left="4320" w:hanging="360"/>
+      </w:pPr>
+      <w:rPr>
+        <w:rFonts w:ascii="Wingdings" w:hAnsi="Wingdings" w:hint="default"/>
+        <w:sz w:val="20"/>
+      </w:rPr>
+    </w:lvl>
+    <w:lvl w:ilvl="6" w:tentative="1">
+      <w:start w:val="1"/>
+      <w:numFmt w:val="bullet"/>
+      <w:lvlText w:val=""/>
+      <w:lvlJc w:val="left"/>
+      <w:pPr>
+        <w:tabs>
+          <w:tab w:val="num" w:pos="5040"/>
+        </w:tabs>
+        <w:ind w:left="5040" w:hanging="360"/>
+      </w:pPr>
+      <w:rPr>
+        <w:rFonts w:ascii="Wingdings" w:hAnsi="Wingdings" w:hint="default"/>
+        <w:sz w:val="20"/>
+      </w:rPr>
+    </w:lvl>
+    <w:lvl w:ilvl="7" w:tentative="1">
+      <w:start w:val="1"/>
+      <w:numFmt w:val="bullet"/>
+      <w:lvlText w:val=""/>
+      <w:lvlJc w:val="left"/>
+      <w:pPr>
+        <w:tabs>
+          <w:tab w:val="num" w:pos="5760"/>
+        </w:tabs>
+        <w:ind w:left="5760" w:hanging="360"/>
+      </w:pPr>
+      <w:rPr>
+        <w:rFonts w:ascii="Wingdings" w:hAnsi="Wingdings" w:hint="default"/>
+        <w:sz w:val="20"/>
+      </w:rPr>
+    </w:lvl>
+    <w:lvl w:ilvl="8" w:tentative="1">
+      <w:start w:val="1"/>
+      <w:numFmt w:val="bullet"/>
+      <w:lvlText w:val=""/>
+      <w:lvlJc w:val="left"/>
+      <w:pPr>
+        <w:tabs>
+          <w:tab w:val="num" w:pos="6480"/>
+        </w:tabs>
+        <w:ind w:left="6480" w:hanging="360"/>
+      </w:pPr>
+      <w:rPr>
+        <w:rFonts w:ascii="Wingdings" w:hAnsi="Wingdings" w:hint="default"/>
+        <w:sz w:val="20"/>
+      </w:rPr>
+    </w:lvl>
+  </w:abstractNum>
+  <w:abstractNum w:abstractNumId="7" w15:restartNumberingAfterBreak="0">
+    <w:nsid w:val="293050CC"/>
+    <w:multiLevelType w:val="multilevel"/>
+    <w:tmpl w:val="DC822788"/>
+    <w:lvl w:ilvl="0">
+      <w:start w:val="1"/>
+      <w:numFmt w:val="bullet"/>
+      <w:lvlText w:val=""/>
+      <w:lvlJc w:val="left"/>
+      <w:pPr>
+        <w:tabs>
+          <w:tab w:val="num" w:pos="720"/>
+        </w:tabs>
+        <w:ind w:left="720" w:hanging="360"/>
+      </w:pPr>
+      <w:rPr>
+        <w:rFonts w:ascii="Symbol" w:hAnsi="Symbol" w:hint="default"/>
+        <w:sz w:val="20"/>
+      </w:rPr>
+    </w:lvl>
+    <w:lvl w:ilvl="1" w:tentative="1">
+      <w:start w:val="1"/>
+      <w:numFmt w:val="bullet"/>
+      <w:lvlText w:val="o"/>
+      <w:lvlJc w:val="left"/>
+      <w:pPr>
+        <w:tabs>
+          <w:tab w:val="num" w:pos="1440"/>
+        </w:tabs>
+        <w:ind w:left="1440" w:hanging="360"/>
+      </w:pPr>
+      <w:rPr>
+        <w:rFonts w:ascii="Courier New" w:hAnsi="Courier New" w:hint="default"/>
+        <w:sz w:val="20"/>
+      </w:rPr>
+    </w:lvl>
+    <w:lvl w:ilvl="2" w:tentative="1">
+      <w:start w:val="1"/>
+      <w:numFmt w:val="bullet"/>
+      <w:lvlText w:val=""/>
+      <w:lvlJc w:val="left"/>
+      <w:pPr>
+        <w:tabs>
+          <w:tab w:val="num" w:pos="2160"/>
+        </w:tabs>
+        <w:ind w:left="2160" w:hanging="360"/>
+      </w:pPr>
+      <w:rPr>
+        <w:rFonts w:ascii="Wingdings" w:hAnsi="Wingdings" w:hint="default"/>
+        <w:sz w:val="20"/>
+      </w:rPr>
+    </w:lvl>
+    <w:lvl w:ilvl="3" w:tentative="1">
+      <w:start w:val="1"/>
+      <w:numFmt w:val="bullet"/>
+      <w:lvlText w:val=""/>
+      <w:lvlJc w:val="left"/>
+      <w:pPr>
+        <w:tabs>
+          <w:tab w:val="num" w:pos="2880"/>
+        </w:tabs>
+        <w:ind w:left="2880" w:hanging="360"/>
+      </w:pPr>
+      <w:rPr>
+        <w:rFonts w:ascii="Wingdings" w:hAnsi="Wingdings" w:hint="default"/>
+        <w:sz w:val="20"/>
+      </w:rPr>
+    </w:lvl>
+    <w:lvl w:ilvl="4" w:tentative="1">
+      <w:start w:val="1"/>
+      <w:numFmt w:val="bullet"/>
+      <w:lvlText w:val=""/>
+      <w:lvlJc w:val="left"/>
+      <w:pPr>
+        <w:tabs>
+          <w:tab w:val="num" w:pos="3600"/>
+        </w:tabs>
+        <w:ind w:left="3600" w:hanging="360"/>
+      </w:pPr>
+      <w:rPr>
+        <w:rFonts w:ascii="Wingdings" w:hAnsi="Wingdings" w:hint="default"/>
+        <w:sz w:val="20"/>
+      </w:rPr>
+    </w:lvl>
+    <w:lvl w:ilvl="5" w:tentative="1">
+      <w:start w:val="1"/>
+      <w:numFmt w:val="bullet"/>
+      <w:lvlText w:val=""/>
+      <w:lvlJc w:val="left"/>
+      <w:pPr>
+        <w:tabs>
+          <w:tab w:val="num" w:pos="4320"/>
+        </w:tabs>
+        <w:ind w:left="4320" w:hanging="360"/>
+      </w:pPr>
+      <w:rPr>
+        <w:rFonts w:ascii="Wingdings" w:hAnsi="Wingdings" w:hint="default"/>
+        <w:sz w:val="20"/>
+      </w:rPr>
+    </w:lvl>
+    <w:lvl w:ilvl="6" w:tentative="1">
+      <w:start w:val="1"/>
+      <w:numFmt w:val="bullet"/>
+      <w:lvlText w:val=""/>
+      <w:lvlJc w:val="left"/>
+      <w:pPr>
+        <w:tabs>
+          <w:tab w:val="num" w:pos="5040"/>
+        </w:tabs>
+        <w:ind w:left="5040" w:hanging="360"/>
+      </w:pPr>
+      <w:rPr>
+        <w:rFonts w:ascii="Wingdings" w:hAnsi="Wingdings" w:hint="default"/>
+        <w:sz w:val="20"/>
+      </w:rPr>
+    </w:lvl>
+    <w:lvl w:ilvl="7" w:tentative="1">
+      <w:start w:val="1"/>
+      <w:numFmt w:val="bullet"/>
+      <w:lvlText w:val=""/>
+      <w:lvlJc w:val="left"/>
+      <w:pPr>
+        <w:tabs>
+          <w:tab w:val="num" w:pos="5760"/>
+        </w:tabs>
+        <w:ind w:left="5760" w:hanging="360"/>
+      </w:pPr>
+      <w:rPr>
+        <w:rFonts w:ascii="Wingdings" w:hAnsi="Wingdings" w:hint="default"/>
+        <w:sz w:val="20"/>
+      </w:rPr>
+    </w:lvl>
+    <w:lvl w:ilvl="8" w:tentative="1">
+      <w:start w:val="1"/>
+      <w:numFmt w:val="bullet"/>
+      <w:lvlText w:val=""/>
+      <w:lvlJc w:val="left"/>
+      <w:pPr>
+        <w:tabs>
+          <w:tab w:val="num" w:pos="6480"/>
+        </w:tabs>
+        <w:ind w:left="6480" w:hanging="360"/>
+      </w:pPr>
+      <w:rPr>
+        <w:rFonts w:ascii="Wingdings" w:hAnsi="Wingdings" w:hint="default"/>
+        <w:sz w:val="20"/>
+      </w:rPr>
+    </w:lvl>
+  </w:abstractNum>
+  <w:abstractNum w:abstractNumId="8" w15:restartNumberingAfterBreak="0">
     <w:nsid w:val="3841419B"/>
     <w:multiLevelType w:val="multilevel"/>
     <w:tmpl w:val="28B06650"/>
@@ -2853,10 +6139,639 @@
       </w:rPr>
     </w:lvl>
   </w:abstractNum>
+  <w:abstractNum w:abstractNumId="9" w15:restartNumberingAfterBreak="0">
+    <w:nsid w:val="461314D2"/>
+    <w:multiLevelType w:val="multilevel"/>
+    <w:tmpl w:val="C252475E"/>
+    <w:lvl w:ilvl="0">
+      <w:start w:val="1"/>
+      <w:numFmt w:val="bullet"/>
+      <w:lvlText w:val=""/>
+      <w:lvlJc w:val="left"/>
+      <w:pPr>
+        <w:tabs>
+          <w:tab w:val="num" w:pos="720"/>
+        </w:tabs>
+        <w:ind w:left="720" w:hanging="360"/>
+      </w:pPr>
+      <w:rPr>
+        <w:rFonts w:ascii="Symbol" w:hAnsi="Symbol" w:hint="default"/>
+        <w:sz w:val="20"/>
+      </w:rPr>
+    </w:lvl>
+    <w:lvl w:ilvl="1" w:tentative="1">
+      <w:start w:val="1"/>
+      <w:numFmt w:val="bullet"/>
+      <w:lvlText w:val="o"/>
+      <w:lvlJc w:val="left"/>
+      <w:pPr>
+        <w:tabs>
+          <w:tab w:val="num" w:pos="1440"/>
+        </w:tabs>
+        <w:ind w:left="1440" w:hanging="360"/>
+      </w:pPr>
+      <w:rPr>
+        <w:rFonts w:ascii="Courier New" w:hAnsi="Courier New" w:hint="default"/>
+        <w:sz w:val="20"/>
+      </w:rPr>
+    </w:lvl>
+    <w:lvl w:ilvl="2" w:tentative="1">
+      <w:start w:val="1"/>
+      <w:numFmt w:val="bullet"/>
+      <w:lvlText w:val=""/>
+      <w:lvlJc w:val="left"/>
+      <w:pPr>
+        <w:tabs>
+          <w:tab w:val="num" w:pos="2160"/>
+        </w:tabs>
+        <w:ind w:left="2160" w:hanging="360"/>
+      </w:pPr>
+      <w:rPr>
+        <w:rFonts w:ascii="Wingdings" w:hAnsi="Wingdings" w:hint="default"/>
+        <w:sz w:val="20"/>
+      </w:rPr>
+    </w:lvl>
+    <w:lvl w:ilvl="3" w:tentative="1">
+      <w:start w:val="1"/>
+      <w:numFmt w:val="bullet"/>
+      <w:lvlText w:val=""/>
+      <w:lvlJc w:val="left"/>
+      <w:pPr>
+        <w:tabs>
+          <w:tab w:val="num" w:pos="2880"/>
+        </w:tabs>
+        <w:ind w:left="2880" w:hanging="360"/>
+      </w:pPr>
+      <w:rPr>
+        <w:rFonts w:ascii="Wingdings" w:hAnsi="Wingdings" w:hint="default"/>
+        <w:sz w:val="20"/>
+      </w:rPr>
+    </w:lvl>
+    <w:lvl w:ilvl="4" w:tentative="1">
+      <w:start w:val="1"/>
+      <w:numFmt w:val="bullet"/>
+      <w:lvlText w:val=""/>
+      <w:lvlJc w:val="left"/>
+      <w:pPr>
+        <w:tabs>
+          <w:tab w:val="num" w:pos="3600"/>
+        </w:tabs>
+        <w:ind w:left="3600" w:hanging="360"/>
+      </w:pPr>
+      <w:rPr>
+        <w:rFonts w:ascii="Wingdings" w:hAnsi="Wingdings" w:hint="default"/>
+        <w:sz w:val="20"/>
+      </w:rPr>
+    </w:lvl>
+    <w:lvl w:ilvl="5" w:tentative="1">
+      <w:start w:val="1"/>
+      <w:numFmt w:val="bullet"/>
+      <w:lvlText w:val=""/>
+      <w:lvlJc w:val="left"/>
+      <w:pPr>
+        <w:tabs>
+          <w:tab w:val="num" w:pos="4320"/>
+        </w:tabs>
+        <w:ind w:left="4320" w:hanging="360"/>
+      </w:pPr>
+      <w:rPr>
+        <w:rFonts w:ascii="Wingdings" w:hAnsi="Wingdings" w:hint="default"/>
+        <w:sz w:val="20"/>
+      </w:rPr>
+    </w:lvl>
+    <w:lvl w:ilvl="6" w:tentative="1">
+      <w:start w:val="1"/>
+      <w:numFmt w:val="bullet"/>
+      <w:lvlText w:val=""/>
+      <w:lvlJc w:val="left"/>
+      <w:pPr>
+        <w:tabs>
+          <w:tab w:val="num" w:pos="5040"/>
+        </w:tabs>
+        <w:ind w:left="5040" w:hanging="360"/>
+      </w:pPr>
+      <w:rPr>
+        <w:rFonts w:ascii="Wingdings" w:hAnsi="Wingdings" w:hint="default"/>
+        <w:sz w:val="20"/>
+      </w:rPr>
+    </w:lvl>
+    <w:lvl w:ilvl="7" w:tentative="1">
+      <w:start w:val="1"/>
+      <w:numFmt w:val="bullet"/>
+      <w:lvlText w:val=""/>
+      <w:lvlJc w:val="left"/>
+      <w:pPr>
+        <w:tabs>
+          <w:tab w:val="num" w:pos="5760"/>
+        </w:tabs>
+        <w:ind w:left="5760" w:hanging="360"/>
+      </w:pPr>
+      <w:rPr>
+        <w:rFonts w:ascii="Wingdings" w:hAnsi="Wingdings" w:hint="default"/>
+        <w:sz w:val="20"/>
+      </w:rPr>
+    </w:lvl>
+    <w:lvl w:ilvl="8" w:tentative="1">
+      <w:start w:val="1"/>
+      <w:numFmt w:val="bullet"/>
+      <w:lvlText w:val=""/>
+      <w:lvlJc w:val="left"/>
+      <w:pPr>
+        <w:tabs>
+          <w:tab w:val="num" w:pos="6480"/>
+        </w:tabs>
+        <w:ind w:left="6480" w:hanging="360"/>
+      </w:pPr>
+      <w:rPr>
+        <w:rFonts w:ascii="Wingdings" w:hAnsi="Wingdings" w:hint="default"/>
+        <w:sz w:val="20"/>
+      </w:rPr>
+    </w:lvl>
+  </w:abstractNum>
+  <w:abstractNum w:abstractNumId="10" w15:restartNumberingAfterBreak="0">
+    <w:nsid w:val="5BFD48F7"/>
+    <w:multiLevelType w:val="multilevel"/>
+    <w:tmpl w:val="F9CE0852"/>
+    <w:lvl w:ilvl="0">
+      <w:start w:val="1"/>
+      <w:numFmt w:val="bullet"/>
+      <w:lvlText w:val=""/>
+      <w:lvlJc w:val="left"/>
+      <w:pPr>
+        <w:tabs>
+          <w:tab w:val="num" w:pos="720"/>
+        </w:tabs>
+        <w:ind w:left="720" w:hanging="360"/>
+      </w:pPr>
+      <w:rPr>
+        <w:rFonts w:ascii="Symbol" w:hAnsi="Symbol" w:hint="default"/>
+        <w:sz w:val="20"/>
+      </w:rPr>
+    </w:lvl>
+    <w:lvl w:ilvl="1">
+      <w:start w:val="1"/>
+      <w:numFmt w:val="bullet"/>
+      <w:lvlText w:val="o"/>
+      <w:lvlJc w:val="left"/>
+      <w:pPr>
+        <w:tabs>
+          <w:tab w:val="num" w:pos="1440"/>
+        </w:tabs>
+        <w:ind w:left="1440" w:hanging="360"/>
+      </w:pPr>
+      <w:rPr>
+        <w:rFonts w:ascii="Courier New" w:hAnsi="Courier New" w:hint="default"/>
+        <w:sz w:val="20"/>
+      </w:rPr>
+    </w:lvl>
+    <w:lvl w:ilvl="2" w:tentative="1">
+      <w:start w:val="1"/>
+      <w:numFmt w:val="bullet"/>
+      <w:lvlText w:val=""/>
+      <w:lvlJc w:val="left"/>
+      <w:pPr>
+        <w:tabs>
+          <w:tab w:val="num" w:pos="2160"/>
+        </w:tabs>
+        <w:ind w:left="2160" w:hanging="360"/>
+      </w:pPr>
+      <w:rPr>
+        <w:rFonts w:ascii="Wingdings" w:hAnsi="Wingdings" w:hint="default"/>
+        <w:sz w:val="20"/>
+      </w:rPr>
+    </w:lvl>
+    <w:lvl w:ilvl="3" w:tentative="1">
+      <w:start w:val="1"/>
+      <w:numFmt w:val="bullet"/>
+      <w:lvlText w:val=""/>
+      <w:lvlJc w:val="left"/>
+      <w:pPr>
+        <w:tabs>
+          <w:tab w:val="num" w:pos="2880"/>
+        </w:tabs>
+        <w:ind w:left="2880" w:hanging="360"/>
+      </w:pPr>
+      <w:rPr>
+        <w:rFonts w:ascii="Wingdings" w:hAnsi="Wingdings" w:hint="default"/>
+        <w:sz w:val="20"/>
+      </w:rPr>
+    </w:lvl>
+    <w:lvl w:ilvl="4" w:tentative="1">
+      <w:start w:val="1"/>
+      <w:numFmt w:val="bullet"/>
+      <w:lvlText w:val=""/>
+      <w:lvlJc w:val="left"/>
+      <w:pPr>
+        <w:tabs>
+          <w:tab w:val="num" w:pos="3600"/>
+        </w:tabs>
+        <w:ind w:left="3600" w:hanging="360"/>
+      </w:pPr>
+      <w:rPr>
+        <w:rFonts w:ascii="Wingdings" w:hAnsi="Wingdings" w:hint="default"/>
+        <w:sz w:val="20"/>
+      </w:rPr>
+    </w:lvl>
+    <w:lvl w:ilvl="5" w:tentative="1">
+      <w:start w:val="1"/>
+      <w:numFmt w:val="bullet"/>
+      <w:lvlText w:val=""/>
+      <w:lvlJc w:val="left"/>
+      <w:pPr>
+        <w:tabs>
+          <w:tab w:val="num" w:pos="4320"/>
+        </w:tabs>
+        <w:ind w:left="4320" w:hanging="360"/>
+      </w:pPr>
+      <w:rPr>
+        <w:rFonts w:ascii="Wingdings" w:hAnsi="Wingdings" w:hint="default"/>
+        <w:sz w:val="20"/>
+      </w:rPr>
+    </w:lvl>
+    <w:lvl w:ilvl="6" w:tentative="1">
+      <w:start w:val="1"/>
+      <w:numFmt w:val="bullet"/>
+      <w:lvlText w:val=""/>
+      <w:lvlJc w:val="left"/>
+      <w:pPr>
+        <w:tabs>
+          <w:tab w:val="num" w:pos="5040"/>
+        </w:tabs>
+        <w:ind w:left="5040" w:hanging="360"/>
+      </w:pPr>
+      <w:rPr>
+        <w:rFonts w:ascii="Wingdings" w:hAnsi="Wingdings" w:hint="default"/>
+        <w:sz w:val="20"/>
+      </w:rPr>
+    </w:lvl>
+    <w:lvl w:ilvl="7" w:tentative="1">
+      <w:start w:val="1"/>
+      <w:numFmt w:val="bullet"/>
+      <w:lvlText w:val=""/>
+      <w:lvlJc w:val="left"/>
+      <w:pPr>
+        <w:tabs>
+          <w:tab w:val="num" w:pos="5760"/>
+        </w:tabs>
+        <w:ind w:left="5760" w:hanging="360"/>
+      </w:pPr>
+      <w:rPr>
+        <w:rFonts w:ascii="Wingdings" w:hAnsi="Wingdings" w:hint="default"/>
+        <w:sz w:val="20"/>
+      </w:rPr>
+    </w:lvl>
+    <w:lvl w:ilvl="8" w:tentative="1">
+      <w:start w:val="1"/>
+      <w:numFmt w:val="bullet"/>
+      <w:lvlText w:val=""/>
+      <w:lvlJc w:val="left"/>
+      <w:pPr>
+        <w:tabs>
+          <w:tab w:val="num" w:pos="6480"/>
+        </w:tabs>
+        <w:ind w:left="6480" w:hanging="360"/>
+      </w:pPr>
+      <w:rPr>
+        <w:rFonts w:ascii="Wingdings" w:hAnsi="Wingdings" w:hint="default"/>
+        <w:sz w:val="20"/>
+      </w:rPr>
+    </w:lvl>
+  </w:abstractNum>
+  <w:abstractNum w:abstractNumId="11" w15:restartNumberingAfterBreak="0">
+    <w:nsid w:val="68542EE4"/>
+    <w:multiLevelType w:val="multilevel"/>
+    <w:tmpl w:val="3A52D91C"/>
+    <w:lvl w:ilvl="0">
+      <w:start w:val="1"/>
+      <w:numFmt w:val="bullet"/>
+      <w:lvlText w:val=""/>
+      <w:lvlJc w:val="left"/>
+      <w:pPr>
+        <w:tabs>
+          <w:tab w:val="num" w:pos="720"/>
+        </w:tabs>
+        <w:ind w:left="720" w:hanging="360"/>
+      </w:pPr>
+      <w:rPr>
+        <w:rFonts w:ascii="Symbol" w:hAnsi="Symbol" w:hint="default"/>
+        <w:sz w:val="20"/>
+      </w:rPr>
+    </w:lvl>
+    <w:lvl w:ilvl="1">
+      <w:start w:val="1"/>
+      <w:numFmt w:val="bullet"/>
+      <w:lvlText w:val="o"/>
+      <w:lvlJc w:val="left"/>
+      <w:pPr>
+        <w:tabs>
+          <w:tab w:val="num" w:pos="1440"/>
+        </w:tabs>
+        <w:ind w:left="1440" w:hanging="360"/>
+      </w:pPr>
+      <w:rPr>
+        <w:rFonts w:ascii="Courier New" w:hAnsi="Courier New" w:hint="default"/>
+        <w:sz w:val="20"/>
+      </w:rPr>
+    </w:lvl>
+    <w:lvl w:ilvl="2" w:tentative="1">
+      <w:start w:val="1"/>
+      <w:numFmt w:val="bullet"/>
+      <w:lvlText w:val=""/>
+      <w:lvlJc w:val="left"/>
+      <w:pPr>
+        <w:tabs>
+          <w:tab w:val="num" w:pos="2160"/>
+        </w:tabs>
+        <w:ind w:left="2160" w:hanging="360"/>
+      </w:pPr>
+      <w:rPr>
+        <w:rFonts w:ascii="Wingdings" w:hAnsi="Wingdings" w:hint="default"/>
+        <w:sz w:val="20"/>
+      </w:rPr>
+    </w:lvl>
+    <w:lvl w:ilvl="3" w:tentative="1">
+      <w:start w:val="1"/>
+      <w:numFmt w:val="bullet"/>
+      <w:lvlText w:val=""/>
+      <w:lvlJc w:val="left"/>
+      <w:pPr>
+        <w:tabs>
+          <w:tab w:val="num" w:pos="2880"/>
+        </w:tabs>
+        <w:ind w:left="2880" w:hanging="360"/>
+      </w:pPr>
+      <w:rPr>
+        <w:rFonts w:ascii="Wingdings" w:hAnsi="Wingdings" w:hint="default"/>
+        <w:sz w:val="20"/>
+      </w:rPr>
+    </w:lvl>
+    <w:lvl w:ilvl="4" w:tentative="1">
+      <w:start w:val="1"/>
+      <w:numFmt w:val="bullet"/>
+      <w:lvlText w:val=""/>
+      <w:lvlJc w:val="left"/>
+      <w:pPr>
+        <w:tabs>
+          <w:tab w:val="num" w:pos="3600"/>
+        </w:tabs>
+        <w:ind w:left="3600" w:hanging="360"/>
+      </w:pPr>
+      <w:rPr>
+        <w:rFonts w:ascii="Wingdings" w:hAnsi="Wingdings" w:hint="default"/>
+        <w:sz w:val="20"/>
+      </w:rPr>
+    </w:lvl>
+    <w:lvl w:ilvl="5" w:tentative="1">
+      <w:start w:val="1"/>
+      <w:numFmt w:val="bullet"/>
+      <w:lvlText w:val=""/>
+      <w:lvlJc w:val="left"/>
+      <w:pPr>
+        <w:tabs>
+          <w:tab w:val="num" w:pos="4320"/>
+        </w:tabs>
+        <w:ind w:left="4320" w:hanging="360"/>
+      </w:pPr>
+      <w:rPr>
+        <w:rFonts w:ascii="Wingdings" w:hAnsi="Wingdings" w:hint="default"/>
+        <w:sz w:val="20"/>
+      </w:rPr>
+    </w:lvl>
+    <w:lvl w:ilvl="6" w:tentative="1">
+      <w:start w:val="1"/>
+      <w:numFmt w:val="bullet"/>
+      <w:lvlText w:val=""/>
+      <w:lvlJc w:val="left"/>
+      <w:pPr>
+        <w:tabs>
+          <w:tab w:val="num" w:pos="5040"/>
+        </w:tabs>
+        <w:ind w:left="5040" w:hanging="360"/>
+      </w:pPr>
+      <w:rPr>
+        <w:rFonts w:ascii="Wingdings" w:hAnsi="Wingdings" w:hint="default"/>
+        <w:sz w:val="20"/>
+      </w:rPr>
+    </w:lvl>
+    <w:lvl w:ilvl="7" w:tentative="1">
+      <w:start w:val="1"/>
+      <w:numFmt w:val="bullet"/>
+      <w:lvlText w:val=""/>
+      <w:lvlJc w:val="left"/>
+      <w:pPr>
+        <w:tabs>
+          <w:tab w:val="num" w:pos="5760"/>
+        </w:tabs>
+        <w:ind w:left="5760" w:hanging="360"/>
+      </w:pPr>
+      <w:rPr>
+        <w:rFonts w:ascii="Wingdings" w:hAnsi="Wingdings" w:hint="default"/>
+        <w:sz w:val="20"/>
+      </w:rPr>
+    </w:lvl>
+    <w:lvl w:ilvl="8" w:tentative="1">
+      <w:start w:val="1"/>
+      <w:numFmt w:val="bullet"/>
+      <w:lvlText w:val=""/>
+      <w:lvlJc w:val="left"/>
+      <w:pPr>
+        <w:tabs>
+          <w:tab w:val="num" w:pos="6480"/>
+        </w:tabs>
+        <w:ind w:left="6480" w:hanging="360"/>
+      </w:pPr>
+      <w:rPr>
+        <w:rFonts w:ascii="Wingdings" w:hAnsi="Wingdings" w:hint="default"/>
+        <w:sz w:val="20"/>
+      </w:rPr>
+    </w:lvl>
+  </w:abstractNum>
+  <w:abstractNum w:abstractNumId="12" w15:restartNumberingAfterBreak="0">
+    <w:nsid w:val="7CC55A25"/>
+    <w:multiLevelType w:val="multilevel"/>
+    <w:tmpl w:val="EBF6CD6C"/>
+    <w:lvl w:ilvl="0">
+      <w:start w:val="1"/>
+      <w:numFmt w:val="bullet"/>
+      <w:lvlText w:val=""/>
+      <w:lvlJc w:val="left"/>
+      <w:pPr>
+        <w:tabs>
+          <w:tab w:val="num" w:pos="720"/>
+        </w:tabs>
+        <w:ind w:left="720" w:hanging="360"/>
+      </w:pPr>
+      <w:rPr>
+        <w:rFonts w:ascii="Symbol" w:hAnsi="Symbol" w:hint="default"/>
+        <w:sz w:val="20"/>
+      </w:rPr>
+    </w:lvl>
+    <w:lvl w:ilvl="1">
+      <w:start w:val="1"/>
+      <w:numFmt w:val="bullet"/>
+      <w:lvlText w:val="o"/>
+      <w:lvlJc w:val="left"/>
+      <w:pPr>
+        <w:tabs>
+          <w:tab w:val="num" w:pos="1440"/>
+        </w:tabs>
+        <w:ind w:left="1440" w:hanging="360"/>
+      </w:pPr>
+      <w:rPr>
+        <w:rFonts w:ascii="Courier New" w:hAnsi="Courier New" w:hint="default"/>
+        <w:sz w:val="20"/>
+      </w:rPr>
+    </w:lvl>
+    <w:lvl w:ilvl="2" w:tentative="1">
+      <w:start w:val="1"/>
+      <w:numFmt w:val="bullet"/>
+      <w:lvlText w:val=""/>
+      <w:lvlJc w:val="left"/>
+      <w:pPr>
+        <w:tabs>
+          <w:tab w:val="num" w:pos="2160"/>
+        </w:tabs>
+        <w:ind w:left="2160" w:hanging="360"/>
+      </w:pPr>
+      <w:rPr>
+        <w:rFonts w:ascii="Wingdings" w:hAnsi="Wingdings" w:hint="default"/>
+        <w:sz w:val="20"/>
+      </w:rPr>
+    </w:lvl>
+    <w:lvl w:ilvl="3" w:tentative="1">
+      <w:start w:val="1"/>
+      <w:numFmt w:val="bullet"/>
+      <w:lvlText w:val=""/>
+      <w:lvlJc w:val="left"/>
+      <w:pPr>
+        <w:tabs>
+          <w:tab w:val="num" w:pos="2880"/>
+        </w:tabs>
+        <w:ind w:left="2880" w:hanging="360"/>
+      </w:pPr>
+      <w:rPr>
+        <w:rFonts w:ascii="Wingdings" w:hAnsi="Wingdings" w:hint="default"/>
+        <w:sz w:val="20"/>
+      </w:rPr>
+    </w:lvl>
+    <w:lvl w:ilvl="4" w:tentative="1">
+      <w:start w:val="1"/>
+      <w:numFmt w:val="bullet"/>
+      <w:lvlText w:val=""/>
+      <w:lvlJc w:val="left"/>
+      <w:pPr>
+        <w:tabs>
+          <w:tab w:val="num" w:pos="3600"/>
+        </w:tabs>
+        <w:ind w:left="3600" w:hanging="360"/>
+      </w:pPr>
+      <w:rPr>
+        <w:rFonts w:ascii="Wingdings" w:hAnsi="Wingdings" w:hint="default"/>
+        <w:sz w:val="20"/>
+      </w:rPr>
+    </w:lvl>
+    <w:lvl w:ilvl="5" w:tentative="1">
+      <w:start w:val="1"/>
+      <w:numFmt w:val="bullet"/>
+      <w:lvlText w:val=""/>
+      <w:lvlJc w:val="left"/>
+      <w:pPr>
+        <w:tabs>
+          <w:tab w:val="num" w:pos="4320"/>
+        </w:tabs>
+        <w:ind w:left="4320" w:hanging="360"/>
+      </w:pPr>
+      <w:rPr>
+        <w:rFonts w:ascii="Wingdings" w:hAnsi="Wingdings" w:hint="default"/>
+        <w:sz w:val="20"/>
+      </w:rPr>
+    </w:lvl>
+    <w:lvl w:ilvl="6" w:tentative="1">
+      <w:start w:val="1"/>
+      <w:numFmt w:val="bullet"/>
+      <w:lvlText w:val=""/>
+      <w:lvlJc w:val="left"/>
+      <w:pPr>
+        <w:tabs>
+          <w:tab w:val="num" w:pos="5040"/>
+        </w:tabs>
+        <w:ind w:left="5040" w:hanging="360"/>
+      </w:pPr>
+      <w:rPr>
+        <w:rFonts w:ascii="Wingdings" w:hAnsi="Wingdings" w:hint="default"/>
+        <w:sz w:val="20"/>
+      </w:rPr>
+    </w:lvl>
+    <w:lvl w:ilvl="7" w:tentative="1">
+      <w:start w:val="1"/>
+      <w:numFmt w:val="bullet"/>
+      <w:lvlText w:val=""/>
+      <w:lvlJc w:val="left"/>
+      <w:pPr>
+        <w:tabs>
+          <w:tab w:val="num" w:pos="5760"/>
+        </w:tabs>
+        <w:ind w:left="5760" w:hanging="360"/>
+      </w:pPr>
+      <w:rPr>
+        <w:rFonts w:ascii="Wingdings" w:hAnsi="Wingdings" w:hint="default"/>
+        <w:sz w:val="20"/>
+      </w:rPr>
+    </w:lvl>
+    <w:lvl w:ilvl="8" w:tentative="1">
+      <w:start w:val="1"/>
+      <w:numFmt w:val="bullet"/>
+      <w:lvlText w:val=""/>
+      <w:lvlJc w:val="left"/>
+      <w:pPr>
+        <w:tabs>
+          <w:tab w:val="num" w:pos="6480"/>
+        </w:tabs>
+        <w:ind w:left="6480" w:hanging="360"/>
+      </w:pPr>
+      <w:rPr>
+        <w:rFonts w:ascii="Wingdings" w:hAnsi="Wingdings" w:hint="default"/>
+        <w:sz w:val="20"/>
+      </w:rPr>
+    </w:lvl>
+  </w:abstractNum>
   <w:num w:numId="1" w16cid:durableId="340359974">
+    <w:abstractNumId w:val="5"/>
+  </w:num>
+  <w:num w:numId="2" w16cid:durableId="1159733098">
+    <w:abstractNumId w:val="8"/>
+  </w:num>
+  <w:num w:numId="3" w16cid:durableId="700981635">
+    <w:abstractNumId w:val="12"/>
+  </w:num>
+  <w:num w:numId="4" w16cid:durableId="1177229522">
+    <w:abstractNumId w:val="11"/>
+  </w:num>
+  <w:num w:numId="5" w16cid:durableId="1019312915">
+    <w:abstractNumId w:val="10"/>
+  </w:num>
+  <w:num w:numId="6" w16cid:durableId="172576889">
+    <w:abstractNumId w:val="7"/>
+  </w:num>
+  <w:num w:numId="7" w16cid:durableId="1386565384">
+    <w:abstractNumId w:val="4"/>
+  </w:num>
+  <w:num w:numId="8" w16cid:durableId="1051688639">
+    <w:abstractNumId w:val="6"/>
+  </w:num>
+  <w:num w:numId="9" w16cid:durableId="898244242">
+    <w:abstractNumId w:val="9"/>
+  </w:num>
+  <w:num w:numId="10" w16cid:durableId="716702069">
+    <w:abstractNumId w:val="2"/>
+  </w:num>
+  <w:num w:numId="11" w16cid:durableId="950821714">
     <w:abstractNumId w:val="0"/>
   </w:num>
-  <w:num w:numId="2" w16cid:durableId="1159733098">
+  <w:num w:numId="12" w16cid:durableId="420488967">
+    <w:abstractNumId w:val="3"/>
+  </w:num>
+  <w:num w:numId="13" w16cid:durableId="1084883135">
     <w:abstractNumId w:val="1"/>
   </w:num>
 </w:numbering>
@@ -3778,6 +7693,62 @@
       <w:spacing w:val="5"/>
     </w:rPr>
   </w:style>
+  <w:style w:type="paragraph" w:customStyle="1" w:styleId="z1qcye">
+    <w:name w:val="z1qcye"/>
+    <w:basedOn w:val="Normal"/>
+    <w:rsid w:val="00F31FE4"/>
+    <w:pPr>
+      <w:spacing w:before="100" w:beforeAutospacing="1" w:after="100" w:afterAutospacing="1" w:line="240" w:lineRule="auto"/>
+    </w:pPr>
+    <w:rPr>
+      <w:rFonts w:ascii="Times New Roman" w:eastAsia="Times New Roman" w:hAnsi="Times New Roman" w:cs="Times New Roman"/>
+      <w:kern w:val="0"/>
+      <w:sz w:val="24"/>
+      <w:szCs w:val="24"/>
+      <w:lang w:eastAsia="en-IN" w:bidi="ar-SA"/>
+      <w14:ligatures w14:val="none"/>
+    </w:rPr>
+  </w:style>
+  <w:style w:type="character" w:customStyle="1" w:styleId="inqyif">
+    <w:name w:val="inqyif"/>
+    <w:basedOn w:val="DefaultParagraphFont"/>
+    <w:rsid w:val="00F31FE4"/>
+  </w:style>
+  <w:style w:type="character" w:styleId="Strong">
+    <w:name w:val="Strong"/>
+    <w:basedOn w:val="DefaultParagraphFont"/>
+    <w:uiPriority w:val="22"/>
+    <w:qFormat/>
+    <w:rsid w:val="00F31FE4"/>
+    <w:rPr>
+      <w:b/>
+      <w:bCs/>
+    </w:rPr>
+  </w:style>
+  <w:style w:type="character" w:styleId="Emphasis">
+    <w:name w:val="Emphasis"/>
+    <w:basedOn w:val="DefaultParagraphFont"/>
+    <w:uiPriority w:val="20"/>
+    <w:qFormat/>
+    <w:rsid w:val="00F31FE4"/>
+    <w:rPr>
+      <w:i/>
+      <w:iCs/>
+    </w:rPr>
+  </w:style>
+  <w:style w:type="character" w:styleId="HTMLCode">
+    <w:name w:val="HTML Code"/>
+    <w:basedOn w:val="DefaultParagraphFont"/>
+    <w:uiPriority w:val="99"/>
+    <w:semiHidden/>
+    <w:unhideWhenUsed/>
+    <w:rsid w:val="00F31FE4"/>
+    <w:rPr>
+      <w:rFonts w:ascii="Courier New" w:eastAsia="Times New Roman" w:hAnsi="Courier New" w:cs="Courier New"/>
+      <w:sz w:val="20"/>
+      <w:szCs w:val="20"/>
+    </w:rPr>
+  </w:style>
 </w:styles>
 </file>
 
